--- a/lessons/6-1/downloads/reveal/teacher/6.1-homework-packet-level-1.docx
+++ b/lessons/6-1/downloads/reveal/teacher/6.1-homework-packet-level-1.docx
@@ -78,14 +78,15 @@
           <w:caps/>
           <w:color w:val="003A70"/>
           <w:spacing w:val="12"/>
-          <w:sz w:val="21"/>
+          <w:sz w:val="22"/>
           <w:szCs w:val="21"/>
         </w:rPr>
-        <w:t xml:space="preserve">Lesson 6-1  ·  Homework Packet  ·  Level 1  ·  Sheet 1 of 2</w:t>
+        <w:t xml:space="preserve">Lesson 6-1  ·  Homework Packet  ·  Supported  ·  Session 1 · pages 1–2</w:t>
       </w:r>
     </w:p>
     <w:p>
       <w:pPr>
+        <w:pStyle w:val="Heading1"/>
         <w:keepNext/>
         <w:spacing w:before="0" w:after="10" w:line="240" w:lineRule="auto"/>
       </w:pPr>
@@ -111,7 +112,7 @@
         <w:rPr>
           <w:rFonts w:ascii="Avenir Next" w:hAnsi="Avenir Next" w:cs="Avenir Next" w:eastAsia="Avenir Next"/>
           <w:color w:val="5A5F66"/>
-          <w:sz w:val="17"/>
+          <w:sz w:val="22"/>
           <w:szCs w:val="17"/>
         </w:rPr>
         <w:t xml:space="preserve">Maryland Standard 6.NS.A.1   ·   Learning target — I can divide a whole number by a unit fraction and explain what the quotient counts.</w:t>
@@ -158,6 +159,7 @@
           </w:tcPr>
           <w:p>
             <w:pPr>
+              <w:pStyle w:val="Heading2"/>
               <w:spacing w:before="0" w:after="40" w:line="264" w:lineRule="auto"/>
             </w:pPr>
             <w:r>
@@ -185,25 +187,25 @@
                 <w:rFonts w:ascii="Avenir Next" w:hAnsi="Avenir Next" w:cs="Avenir Next" w:eastAsia="Avenir Next"/>
                 <w:b/>
                 <w:color w:val="003A70"/>
+                <w:sz w:val="22"/>
+                <w:szCs w:val="18"/>
+              </w:rPr>
+              <w:t xml:space="preserve">•</w:t>
+            </w:r>
+            <w:r>
+              <w:rPr>
+                <w:rFonts w:ascii="Avenir Next" w:hAnsi="Avenir Next" w:cs="Avenir Next" w:eastAsia="Avenir Next"/>
+                <w:color w:val="1A1A1A"/>
                 <w:sz w:val="18"/>
                 <w:szCs w:val="18"/>
               </w:rPr>
-              <w:t xml:space="preserve">•</w:t>
-            </w:r>
-            <w:r>
-              <w:rPr>
-                <w:rFonts w:ascii="Avenir Next" w:hAnsi="Avenir Next" w:cs="Avenir Next" w:eastAsia="Avenir Next"/>
-                <w:color w:val="1A1A1A"/>
-                <w:sz w:val="18"/>
-                <w:szCs w:val="18"/>
-              </w:rPr>
               <w:tab/>
             </w:r>
             <w:r>
               <w:rPr>
                 <w:rFonts w:ascii="Avenir Next" w:hAnsi="Avenir Next" w:cs="Avenir Next" w:eastAsia="Avenir Next"/>
                 <w:color w:val="1A1A1A"/>
-                <w:sz w:val="18"/>
+                <w:sz w:val="22"/>
                 <w:szCs w:val="18"/>
               </w:rPr>
               <w:t xml:space="preserve">Dividing by a </w:t>
@@ -213,7 +215,7 @@
                 <w:rFonts w:ascii="Avenir Next" w:hAnsi="Avenir Next" w:cs="Avenir Next" w:eastAsia="Avenir Next"/>
                 <w:b/>
                 <w:color w:val="1A1A1A"/>
-                <w:sz w:val="18"/>
+                <w:sz w:val="22"/>
                 <w:szCs w:val="18"/>
               </w:rPr>
               <w:t xml:space="preserve">unit fraction</w:t>
@@ -222,7 +224,7 @@
               <w:rPr>
                 <w:rFonts w:ascii="Avenir Next" w:hAnsi="Avenir Next" w:cs="Avenir Next" w:eastAsia="Avenir Next"/>
                 <w:color w:val="1A1A1A"/>
-                <w:sz w:val="18"/>
+                <w:sz w:val="22"/>
                 <w:szCs w:val="18"/>
               </w:rPr>
               <w:t xml:space="preserve"> asks: how many pieces of that size fit into the number?</w:t>
@@ -241,25 +243,25 @@
                 <w:rFonts w:ascii="Avenir Next" w:hAnsi="Avenir Next" w:cs="Avenir Next" w:eastAsia="Avenir Next"/>
                 <w:b/>
                 <w:color w:val="003A70"/>
+                <w:sz w:val="22"/>
+                <w:szCs w:val="18"/>
+              </w:rPr>
+              <w:t xml:space="preserve">•</w:t>
+            </w:r>
+            <w:r>
+              <w:rPr>
+                <w:rFonts w:ascii="Avenir Next" w:hAnsi="Avenir Next" w:cs="Avenir Next" w:eastAsia="Avenir Next"/>
+                <w:color w:val="1A1A1A"/>
                 <w:sz w:val="18"/>
                 <w:szCs w:val="18"/>
               </w:rPr>
-              <w:t xml:space="preserve">•</w:t>
-            </w:r>
-            <w:r>
-              <w:rPr>
-                <w:rFonts w:ascii="Avenir Next" w:hAnsi="Avenir Next" w:cs="Avenir Next" w:eastAsia="Avenir Next"/>
-                <w:color w:val="1A1A1A"/>
-                <w:sz w:val="18"/>
-                <w:szCs w:val="18"/>
-              </w:rPr>
               <w:tab/>
             </w:r>
             <w:r>
               <w:rPr>
                 <w:rFonts w:ascii="Avenir Next" w:hAnsi="Avenir Next" w:cs="Avenir Next" w:eastAsia="Avenir Next"/>
                 <w:color w:val="1A1A1A"/>
-                <w:sz w:val="18"/>
+                <w:sz w:val="22"/>
                 <w:szCs w:val="18"/>
               </w:rPr>
               <w:t xml:space="preserve">1 whole holds 4 fourths, so </w:t>
@@ -269,7 +271,7 @@
                 <w:rFonts w:ascii="Avenir Next" w:hAnsi="Avenir Next" w:cs="Avenir Next" w:eastAsia="Avenir Next"/>
                 <w:b/>
                 <w:color w:val="1A1A1A"/>
-                <w:sz w:val="18"/>
+                <w:sz w:val="22"/>
                 <w:szCs w:val="18"/>
               </w:rPr>
               <w:t xml:space="preserve">3 ÷ 1/4 = 3 × 4 = 12</w:t>
@@ -278,7 +280,7 @@
               <w:rPr>
                 <w:rFonts w:ascii="Avenir Next" w:hAnsi="Avenir Next" w:cs="Avenir Next" w:eastAsia="Avenir Next"/>
                 <w:color w:val="1A1A1A"/>
-                <w:sz w:val="18"/>
+                <w:sz w:val="22"/>
                 <w:szCs w:val="18"/>
               </w:rPr>
               <w:t xml:space="preserve">.</w:t>
@@ -297,25 +299,25 @@
                 <w:rFonts w:ascii="Avenir Next" w:hAnsi="Avenir Next" w:cs="Avenir Next" w:eastAsia="Avenir Next"/>
                 <w:b/>
                 <w:color w:val="003A70"/>
+                <w:sz w:val="22"/>
+                <w:szCs w:val="18"/>
+              </w:rPr>
+              <w:t xml:space="preserve">•</w:t>
+            </w:r>
+            <w:r>
+              <w:rPr>
+                <w:rFonts w:ascii="Avenir Next" w:hAnsi="Avenir Next" w:cs="Avenir Next" w:eastAsia="Avenir Next"/>
+                <w:color w:val="1A1A1A"/>
                 <w:sz w:val="18"/>
                 <w:szCs w:val="18"/>
               </w:rPr>
-              <w:t xml:space="preserve">•</w:t>
-            </w:r>
-            <w:r>
-              <w:rPr>
-                <w:rFonts w:ascii="Avenir Next" w:hAnsi="Avenir Next" w:cs="Avenir Next" w:eastAsia="Avenir Next"/>
-                <w:color w:val="1A1A1A"/>
-                <w:sz w:val="18"/>
-                <w:szCs w:val="18"/>
-              </w:rPr>
               <w:tab/>
             </w:r>
             <w:r>
               <w:rPr>
                 <w:rFonts w:ascii="Avenir Next" w:hAnsi="Avenir Next" w:cs="Avenir Next" w:eastAsia="Avenir Next"/>
                 <w:color w:val="1A1A1A"/>
-                <w:sz w:val="18"/>
+                <w:sz w:val="22"/>
                 <w:szCs w:val="18"/>
               </w:rPr>
               <w:t xml:space="preserve">The quotient is </w:t>
@@ -325,7 +327,7 @@
                 <w:rFonts w:ascii="Avenir Next" w:hAnsi="Avenir Next" w:cs="Avenir Next" w:eastAsia="Avenir Next"/>
                 <w:b/>
                 <w:color w:val="1A1A1A"/>
-                <w:sz w:val="18"/>
+                <w:sz w:val="22"/>
                 <w:szCs w:val="18"/>
               </w:rPr>
               <w:t xml:space="preserve">greater</w:t>
@@ -334,7 +336,7 @@
               <w:rPr>
                 <w:rFonts w:ascii="Avenir Next" w:hAnsi="Avenir Next" w:cs="Avenir Next" w:eastAsia="Avenir Next"/>
                 <w:color w:val="1A1A1A"/>
-                <w:sz w:val="18"/>
+                <w:sz w:val="22"/>
                 <w:szCs w:val="18"/>
               </w:rPr>
               <w:t xml:space="preserve"> than the number you divide. Check: 12 × 1/4 = 3.</w:t>
@@ -349,6 +351,7 @@
           </w:tcPr>
           <w:p>
             <w:pPr>
+              <w:pStyle w:val="Heading2"/>
               <w:spacing w:before="0" w:after="40" w:line="264" w:lineRule="auto"/>
             </w:pPr>
             <w:r>
@@ -371,7 +374,7 @@
               <w:rPr>
                 <w:rFonts w:ascii="Avenir Next" w:hAnsi="Avenir Next" w:cs="Avenir Next" w:eastAsia="Avenir Next"/>
                 <w:color w:val="1A1A1A"/>
-                <w:sz w:val="17"/>
+                <w:sz w:val="22"/>
                 <w:szCs w:val="17"/>
               </w:rPr>
               <w:t xml:space="preserve">How many 1/3-cup scoops are in 5 cups of rice?</w:t>
@@ -390,25 +393,25 @@
                 <w:rFonts w:ascii="Avenir Next" w:hAnsi="Avenir Next" w:cs="Avenir Next" w:eastAsia="Avenir Next"/>
                 <w:b/>
                 <w:color w:val="003A70"/>
+                <w:sz w:val="22"/>
+                <w:szCs w:val="17"/>
+              </w:rPr>
+              <w:t xml:space="preserve">Step 1</w:t>
+            </w:r>
+            <w:r>
+              <w:rPr>
+                <w:rFonts w:ascii="Avenir Next" w:hAnsi="Avenir Next" w:cs="Avenir Next" w:eastAsia="Avenir Next"/>
+                <w:color w:val="1A1A1A"/>
                 <w:sz w:val="17"/>
                 <w:szCs w:val="17"/>
               </w:rPr>
-              <w:t xml:space="preserve">Step 1</w:t>
-            </w:r>
-            <w:r>
-              <w:rPr>
-                <w:rFonts w:ascii="Avenir Next" w:hAnsi="Avenir Next" w:cs="Avenir Next" w:eastAsia="Avenir Next"/>
-                <w:color w:val="1A1A1A"/>
-                <w:sz w:val="17"/>
-                <w:szCs w:val="17"/>
-              </w:rPr>
               <w:tab/>
             </w:r>
             <w:r>
               <w:rPr>
                 <w:rFonts w:ascii="Avenir Next" w:hAnsi="Avenir Next" w:cs="Avenir Next" w:eastAsia="Avenir Next"/>
                 <w:color w:val="1A1A1A"/>
-                <w:sz w:val="17"/>
+                <w:sz w:val="22"/>
                 <w:szCs w:val="17"/>
               </w:rPr>
               <w:t xml:space="preserve">Each cup holds 3 thirds.</w:t>
@@ -427,25 +430,25 @@
                 <w:rFonts w:ascii="Avenir Next" w:hAnsi="Avenir Next" w:cs="Avenir Next" w:eastAsia="Avenir Next"/>
                 <w:b/>
                 <w:color w:val="003A70"/>
+                <w:sz w:val="22"/>
+                <w:szCs w:val="17"/>
+              </w:rPr>
+              <w:t xml:space="preserve">Step 2</w:t>
+            </w:r>
+            <w:r>
+              <w:rPr>
+                <w:rFonts w:ascii="Avenir Next" w:hAnsi="Avenir Next" w:cs="Avenir Next" w:eastAsia="Avenir Next"/>
+                <w:color w:val="1A1A1A"/>
                 <w:sz w:val="17"/>
                 <w:szCs w:val="17"/>
               </w:rPr>
-              <w:t xml:space="preserve">Step 2</w:t>
-            </w:r>
-            <w:r>
-              <w:rPr>
-                <w:rFonts w:ascii="Avenir Next" w:hAnsi="Avenir Next" w:cs="Avenir Next" w:eastAsia="Avenir Next"/>
-                <w:color w:val="1A1A1A"/>
-                <w:sz w:val="17"/>
-                <w:szCs w:val="17"/>
-              </w:rPr>
               <w:tab/>
             </w:r>
             <w:r>
               <w:rPr>
                 <w:rFonts w:ascii="Avenir Next" w:hAnsi="Avenir Next" w:cs="Avenir Next" w:eastAsia="Avenir Next"/>
                 <w:color w:val="1A1A1A"/>
-                <w:sz w:val="17"/>
+                <w:sz w:val="22"/>
                 <w:szCs w:val="17"/>
               </w:rPr>
               <w:t xml:space="preserve">5 cups hold 5 × 3 = 15 thirds, so 5 ÷ 1/3 = 15.</w:t>
@@ -464,25 +467,25 @@
                 <w:rFonts w:ascii="Avenir Next" w:hAnsi="Avenir Next" w:cs="Avenir Next" w:eastAsia="Avenir Next"/>
                 <w:b/>
                 <w:color w:val="003A70"/>
+                <w:sz w:val="22"/>
+                <w:szCs w:val="17"/>
+              </w:rPr>
+              <w:t xml:space="preserve">Step 3</w:t>
+            </w:r>
+            <w:r>
+              <w:rPr>
+                <w:rFonts w:ascii="Avenir Next" w:hAnsi="Avenir Next" w:cs="Avenir Next" w:eastAsia="Avenir Next"/>
+                <w:color w:val="1A1A1A"/>
                 <w:sz w:val="17"/>
                 <w:szCs w:val="17"/>
               </w:rPr>
-              <w:t xml:space="preserve">Step 3</w:t>
-            </w:r>
-            <w:r>
-              <w:rPr>
-                <w:rFonts w:ascii="Avenir Next" w:hAnsi="Avenir Next" w:cs="Avenir Next" w:eastAsia="Avenir Next"/>
-                <w:color w:val="1A1A1A"/>
-                <w:sz w:val="17"/>
-                <w:szCs w:val="17"/>
-              </w:rPr>
               <w:tab/>
             </w:r>
             <w:r>
               <w:rPr>
                 <w:rFonts w:ascii="Avenir Next" w:hAnsi="Avenir Next" w:cs="Avenir Next" w:eastAsia="Avenir Next"/>
                 <w:color w:val="1A1A1A"/>
-                <w:sz w:val="17"/>
+                <w:sz w:val="22"/>
                 <w:szCs w:val="17"/>
               </w:rPr>
               <w:t xml:space="preserve">Check: 15 × 1/3 = 5, so it checks.</w:t>
@@ -501,18 +504,18 @@
                 <w:rFonts w:ascii="Avenir Next" w:hAnsi="Avenir Next" w:cs="Avenir Next" w:eastAsia="Avenir Next"/>
                 <w:b/>
                 <w:color w:val="1A1A1A"/>
+                <w:sz w:val="22"/>
+                <w:szCs w:val="17"/>
+              </w:rPr>
+              <w:t xml:space="preserve">Answer</w:t>
+            </w:r>
+            <w:r>
+              <w:rPr>
+                <w:rFonts w:ascii="Avenir Next" w:hAnsi="Avenir Next" w:cs="Avenir Next" w:eastAsia="Avenir Next"/>
+                <w:color w:val="1A1A1A"/>
                 <w:sz w:val="17"/>
                 <w:szCs w:val="17"/>
               </w:rPr>
-              <w:t xml:space="preserve">Answer</w:t>
-            </w:r>
-            <w:r>
-              <w:rPr>
-                <w:rFonts w:ascii="Avenir Next" w:hAnsi="Avenir Next" w:cs="Avenir Next" w:eastAsia="Avenir Next"/>
-                <w:color w:val="1A1A1A"/>
-                <w:sz w:val="17"/>
-                <w:szCs w:val="17"/>
-              </w:rPr>
               <w:tab/>
             </w:r>
             <w:r>
@@ -520,7 +523,7 @@
                 <w:rFonts w:ascii="Avenir Next" w:hAnsi="Avenir Next" w:cs="Avenir Next" w:eastAsia="Avenir Next"/>
                 <w:b/>
                 <w:color w:val="1A1A1A"/>
-                <w:sz w:val="17"/>
+                <w:sz w:val="22"/>
                 <w:szCs w:val="17"/>
               </w:rPr>
               <w:t xml:space="preserve">15 scoops</w:t>
@@ -570,6 +573,7 @@
           </w:tcPr>
           <w:p>
             <w:pPr>
+              <w:pStyle w:val="Heading2"/>
               <w:spacing w:before="0" w:after="40" w:line="264" w:lineRule="auto"/>
             </w:pPr>
             <w:r>
@@ -593,7 +597,7 @@
                 <w:rFonts w:ascii="Avenir Next" w:hAnsi="Avenir Next" w:cs="Avenir Next" w:eastAsia="Avenir Next"/>
                 <w:b/>
                 <w:color w:val="1A1A1A"/>
-                <w:sz w:val="21"/>
+                <w:sz w:val="22"/>
                 <w:szCs w:val="21"/>
               </w:rPr>
               <w:t xml:space="preserve">unit fraction</w:t>
@@ -602,7 +606,7 @@
               <w:rPr>
                 <w:rFonts w:ascii="Avenir Next" w:hAnsi="Avenir Next" w:cs="Avenir Next" w:eastAsia="Avenir Next"/>
                 <w:color w:val="5A5F66"/>
-                <w:sz w:val="21"/>
+                <w:sz w:val="22"/>
                 <w:szCs w:val="21"/>
               </w:rPr>
               <w:t xml:space="preserve"> — </w:t>
@@ -611,7 +615,7 @@
               <w:rPr>
                 <w:rFonts w:ascii="Avenir Next" w:hAnsi="Avenir Next" w:cs="Avenir Next" w:eastAsia="Avenir Next"/>
                 <w:color w:val="1A1A1A"/>
-                <w:sz w:val="21"/>
+                <w:sz w:val="22"/>
                 <w:szCs w:val="21"/>
               </w:rPr>
               <w:t xml:space="preserve">a fraction with 1 on top, like 1/4</w:t>
@@ -626,7 +630,7 @@
                 <w:rFonts w:ascii="Avenir Next" w:hAnsi="Avenir Next" w:cs="Avenir Next" w:eastAsia="Avenir Next"/>
                 <w:b/>
                 <w:color w:val="1A1A1A"/>
-                <w:sz w:val="21"/>
+                <w:sz w:val="22"/>
                 <w:szCs w:val="21"/>
               </w:rPr>
               <w:t xml:space="preserve">quotient</w:t>
@@ -635,7 +639,7 @@
               <w:rPr>
                 <w:rFonts w:ascii="Avenir Next" w:hAnsi="Avenir Next" w:cs="Avenir Next" w:eastAsia="Avenir Next"/>
                 <w:color w:val="5A5F66"/>
-                <w:sz w:val="21"/>
+                <w:sz w:val="22"/>
                 <w:szCs w:val="21"/>
               </w:rPr>
               <w:t xml:space="preserve"> — </w:t>
@@ -644,7 +648,7 @@
               <w:rPr>
                 <w:rFonts w:ascii="Avenir Next" w:hAnsi="Avenir Next" w:cs="Avenir Next" w:eastAsia="Avenir Next"/>
                 <w:color w:val="1A1A1A"/>
-                <w:sz w:val="21"/>
+                <w:sz w:val="22"/>
                 <w:szCs w:val="21"/>
               </w:rPr>
               <w:t xml:space="preserve">the answer when you divide</w:t>
@@ -670,7 +674,7 @@
                 <w:rFonts w:ascii="Avenir Next" w:hAnsi="Avenir Next" w:cs="Avenir Next" w:eastAsia="Avenir Next"/>
                 <w:b/>
                 <w:color w:val="1A1A1A"/>
-                <w:sz w:val="21"/>
+                <w:sz w:val="22"/>
                 <w:szCs w:val="21"/>
               </w:rPr>
               <w:t xml:space="preserve">reciprocal</w:t>
@@ -679,7 +683,7 @@
               <w:rPr>
                 <w:rFonts w:ascii="Avenir Next" w:hAnsi="Avenir Next" w:cs="Avenir Next" w:eastAsia="Avenir Next"/>
                 <w:color w:val="5A5F66"/>
-                <w:sz w:val="21"/>
+                <w:sz w:val="22"/>
                 <w:szCs w:val="21"/>
               </w:rPr>
               <w:t xml:space="preserve"> — </w:t>
@@ -688,7 +692,7 @@
               <w:rPr>
                 <w:rFonts w:ascii="Avenir Next" w:hAnsi="Avenir Next" w:cs="Avenir Next" w:eastAsia="Avenir Next"/>
                 <w:color w:val="1A1A1A"/>
-                <w:sz w:val="21"/>
+                <w:sz w:val="22"/>
                 <w:szCs w:val="21"/>
               </w:rPr>
               <w:t xml:space="preserve">the flipped number: 1/4 becomes 4</w:t>
@@ -699,6 +703,7 @@
     </w:tbl>
     <w:p>
       <w:pPr>
+        <w:pStyle w:val="Heading2"/>
         <w:keepNext/>
         <w:pBdr>
           <w:bottom w:val="single" w:sz="8" w:space="3" w:color="003A70"/>
@@ -714,7 +719,7 @@
           <w:b/>
           <w:color w:val="003A70"/>
           <w:spacing w:val="14"/>
-          <w:sz w:val="21"/>
+          <w:sz w:val="22"/>
           <w:szCs w:val="21"/>
         </w:rPr>
         <w:t xml:space="preserve">PRACTICE</w:t>
@@ -733,7 +738,7 @@
           <w:rFonts w:ascii="Avenir Next" w:hAnsi="Avenir Next" w:cs="Avenir Next" w:eastAsia="Avenir Next"/>
           <w:i/>
           <w:color w:val="5A5F66"/>
-          <w:sz w:val="17"/>
+          <w:sz w:val="22"/>
           <w:szCs w:val="17"/>
         </w:rPr>
         <w:t xml:space="preserve">show your work · label units</w:t>
@@ -848,25 +853,25 @@
                 <w:rFonts w:ascii="Avenir Next" w:hAnsi="Avenir Next" w:cs="Avenir Next" w:eastAsia="Avenir Next"/>
                 <w:b/>
                 <w:color w:val="003A70"/>
+                <w:sz w:val="22"/>
+                <w:szCs w:val="18"/>
+              </w:rPr>
+              <w:t xml:space="preserve">Step 1</w:t>
+            </w:r>
+            <w:r>
+              <w:rPr>
+                <w:rFonts w:ascii="Avenir Next" w:hAnsi="Avenir Next" w:cs="Avenir Next" w:eastAsia="Avenir Next"/>
+                <w:color w:val="1A1A1A"/>
                 <w:sz w:val="18"/>
                 <w:szCs w:val="18"/>
               </w:rPr>
-              <w:t xml:space="preserve">Step 1</w:t>
-            </w:r>
-            <w:r>
-              <w:rPr>
-                <w:rFonts w:ascii="Avenir Next" w:hAnsi="Avenir Next" w:cs="Avenir Next" w:eastAsia="Avenir Next"/>
-                <w:color w:val="1A1A1A"/>
-                <w:sz w:val="18"/>
-                <w:szCs w:val="18"/>
-              </w:rPr>
               <w:tab/>
             </w:r>
             <w:r>
               <w:rPr>
                 <w:rFonts w:ascii="Avenir Next" w:hAnsi="Avenir Next" w:cs="Avenir Next" w:eastAsia="Avenir Next"/>
                 <w:color w:val="1A1A1A"/>
-                <w:sz w:val="21"/>
+                <w:sz w:val="22"/>
                 <w:szCs w:val="21"/>
               </w:rPr>
               <w:t xml:space="preserve">Count the thirds in 1 bar.</w:t>
@@ -886,25 +891,25 @@
                 <w:rFonts w:ascii="Avenir Next" w:hAnsi="Avenir Next" w:cs="Avenir Next" w:eastAsia="Avenir Next"/>
                 <w:b/>
                 <w:color w:val="003A70"/>
+                <w:sz w:val="22"/>
+                <w:szCs w:val="18"/>
+              </w:rPr>
+              <w:t xml:space="preserve">Step 2</w:t>
+            </w:r>
+            <w:r>
+              <w:rPr>
+                <w:rFonts w:ascii="Avenir Next" w:hAnsi="Avenir Next" w:cs="Avenir Next" w:eastAsia="Avenir Next"/>
+                <w:color w:val="1A1A1A"/>
                 <w:sz w:val="18"/>
                 <w:szCs w:val="18"/>
               </w:rPr>
-              <w:t xml:space="preserve">Step 2</w:t>
-            </w:r>
-            <w:r>
-              <w:rPr>
-                <w:rFonts w:ascii="Avenir Next" w:hAnsi="Avenir Next" w:cs="Avenir Next" w:eastAsia="Avenir Next"/>
-                <w:color w:val="1A1A1A"/>
-                <w:sz w:val="18"/>
-                <w:szCs w:val="18"/>
-              </w:rPr>
               <w:tab/>
             </w:r>
             <w:r>
               <w:rPr>
                 <w:rFonts w:ascii="Avenir Next" w:hAnsi="Avenir Next" w:cs="Avenir Next" w:eastAsia="Avenir Next"/>
                 <w:color w:val="1A1A1A"/>
-                <w:sz w:val="21"/>
+                <w:sz w:val="22"/>
                 <w:szCs w:val="21"/>
               </w:rPr>
               <w:t xml:space="preserve">Count the thirds in all 4 bars.</w:t>
@@ -920,7 +925,7 @@
               <w:drawing>
                 <wp:inline distT="0" distB="0" distL="0" distR="0">
                   <wp:extent cx="4023360" cy="566928"/>
-                  <wp:docPr id="1" name="Figure 1"/>
+                  <wp:docPr id="1" name="Figure 1" descr="Fraction bars: 4 whole bars, each split into 3 equal parts; 0 parts shaded."/>
                   <a:graphic xmlns:a="http://schemas.openxmlformats.org/drawingml/2006/main">
                     <a:graphicData uri="http://schemas.openxmlformats.org/drawingml/2006/picture">
                       <pic:pic xmlns:pic="http://schemas.openxmlformats.org/drawingml/2006/picture">
@@ -963,7 +968,7 @@
                 <w:rFonts w:ascii="Avenir Next" w:hAnsi="Avenir Next" w:cs="Avenir Next" w:eastAsia="Avenir Next"/>
                 <w:b/>
                 <w:color w:val="1A1A1A"/>
-                <w:sz w:val="18"/>
+                <w:sz w:val="22"/>
                 <w:szCs w:val="18"/>
               </w:rPr>
               <w:t xml:space="preserve">4 ÷ 1/3 =</w:t>
@@ -1766,25 +1771,25 @@
                 <w:rFonts w:ascii="Avenir Next" w:hAnsi="Avenir Next" w:cs="Avenir Next" w:eastAsia="Avenir Next"/>
                 <w:b/>
                 <w:color w:val="003A70"/>
+                <w:sz w:val="22"/>
+                <w:szCs w:val="18"/>
+              </w:rPr>
+              <w:t xml:space="preserve">Step 1</w:t>
+            </w:r>
+            <w:r>
+              <w:rPr>
+                <w:rFonts w:ascii="Avenir Next" w:hAnsi="Avenir Next" w:cs="Avenir Next" w:eastAsia="Avenir Next"/>
+                <w:color w:val="1A1A1A"/>
                 <w:sz w:val="18"/>
                 <w:szCs w:val="18"/>
               </w:rPr>
-              <w:t xml:space="preserve">Step 1</w:t>
-            </w:r>
-            <w:r>
-              <w:rPr>
-                <w:rFonts w:ascii="Avenir Next" w:hAnsi="Avenir Next" w:cs="Avenir Next" w:eastAsia="Avenir Next"/>
-                <w:color w:val="1A1A1A"/>
-                <w:sz w:val="18"/>
-                <w:szCs w:val="18"/>
-              </w:rPr>
               <w:tab/>
             </w:r>
             <w:r>
               <w:rPr>
                 <w:rFonts w:ascii="Avenir Next" w:hAnsi="Avenir Next" w:cs="Avenir Next" w:eastAsia="Avenir Next"/>
                 <w:color w:val="1A1A1A"/>
-                <w:sz w:val="21"/>
+                <w:sz w:val="22"/>
                 <w:szCs w:val="21"/>
               </w:rPr>
               <w:t xml:space="preserve">Write the division: 6 ÷ 1/4.</w:t>
@@ -1804,25 +1809,25 @@
                 <w:rFonts w:ascii="Avenir Next" w:hAnsi="Avenir Next" w:cs="Avenir Next" w:eastAsia="Avenir Next"/>
                 <w:b/>
                 <w:color w:val="003A70"/>
+                <w:sz w:val="22"/>
+                <w:szCs w:val="18"/>
+              </w:rPr>
+              <w:t xml:space="preserve">Step 2</w:t>
+            </w:r>
+            <w:r>
+              <w:rPr>
+                <w:rFonts w:ascii="Avenir Next" w:hAnsi="Avenir Next" w:cs="Avenir Next" w:eastAsia="Avenir Next"/>
+                <w:color w:val="1A1A1A"/>
                 <w:sz w:val="18"/>
                 <w:szCs w:val="18"/>
               </w:rPr>
-              <w:t xml:space="preserve">Step 2</w:t>
-            </w:r>
-            <w:r>
-              <w:rPr>
-                <w:rFonts w:ascii="Avenir Next" w:hAnsi="Avenir Next" w:cs="Avenir Next" w:eastAsia="Avenir Next"/>
-                <w:color w:val="1A1A1A"/>
-                <w:sz w:val="18"/>
-                <w:szCs w:val="18"/>
-              </w:rPr>
               <w:tab/>
             </w:r>
             <w:r>
               <w:rPr>
                 <w:rFonts w:ascii="Avenir Next" w:hAnsi="Avenir Next" w:cs="Avenir Next" w:eastAsia="Avenir Next"/>
                 <w:color w:val="1A1A1A"/>
-                <w:sz w:val="21"/>
+                <w:sz w:val="22"/>
                 <w:szCs w:val="21"/>
               </w:rPr>
               <w:t xml:space="preserve">Change it to multiplication: 6 × 4.</w:t>
@@ -1841,25 +1846,25 @@
                 <w:rFonts w:ascii="Avenir Next" w:hAnsi="Avenir Next" w:cs="Avenir Next" w:eastAsia="Avenir Next"/>
                 <w:b/>
                 <w:color w:val="1A1A1A"/>
+                <w:sz w:val="22"/>
+                <w:szCs w:val="18"/>
+              </w:rPr>
+              <w:t xml:space="preserve">Answer</w:t>
+            </w:r>
+            <w:r>
+              <w:rPr>
+                <w:rFonts w:ascii="Avenir Next" w:hAnsi="Avenir Next" w:cs="Avenir Next" w:eastAsia="Avenir Next"/>
+                <w:color w:val="1A1A1A"/>
                 <w:sz w:val="18"/>
                 <w:szCs w:val="18"/>
               </w:rPr>
-              <w:t xml:space="preserve">Answer</w:t>
-            </w:r>
-            <w:r>
-              <w:rPr>
-                <w:rFonts w:ascii="Avenir Next" w:hAnsi="Avenir Next" w:cs="Avenir Next" w:eastAsia="Avenir Next"/>
-                <w:color w:val="1A1A1A"/>
-                <w:sz w:val="18"/>
-                <w:szCs w:val="18"/>
-              </w:rPr>
               <w:tab/>
             </w:r>
             <w:r>
               <w:rPr>
                 <w:rFonts w:ascii="Avenir Next" w:hAnsi="Avenir Next" w:cs="Avenir Next" w:eastAsia="Avenir Next"/>
                 <w:color w:val="1A1A1A"/>
-                <w:sz w:val="18"/>
+                <w:sz w:val="22"/>
                 <w:szCs w:val="18"/>
               </w:rPr>
               <w:t xml:space="preserve">  bags</w:t>
@@ -2049,25 +2054,25 @@
                 <w:rFonts w:ascii="Avenir Next" w:hAnsi="Avenir Next" w:cs="Avenir Next" w:eastAsia="Avenir Next"/>
                 <w:b/>
                 <w:color w:val="003A70"/>
+                <w:sz w:val="22"/>
+                <w:szCs w:val="18"/>
+              </w:rPr>
+              <w:t xml:space="preserve">Step 1</w:t>
+            </w:r>
+            <w:r>
+              <w:rPr>
+                <w:rFonts w:ascii="Avenir Next" w:hAnsi="Avenir Next" w:cs="Avenir Next" w:eastAsia="Avenir Next"/>
+                <w:color w:val="1A1A1A"/>
                 <w:sz w:val="18"/>
                 <w:szCs w:val="18"/>
               </w:rPr>
-              <w:t xml:space="preserve">Step 1</w:t>
-            </w:r>
-            <w:r>
-              <w:rPr>
-                <w:rFonts w:ascii="Avenir Next" w:hAnsi="Avenir Next" w:cs="Avenir Next" w:eastAsia="Avenir Next"/>
-                <w:color w:val="1A1A1A"/>
-                <w:sz w:val="18"/>
-                <w:szCs w:val="18"/>
-              </w:rPr>
               <w:tab/>
             </w:r>
             <w:r>
               <w:rPr>
                 <w:rFonts w:ascii="Avenir Next" w:hAnsi="Avenir Next" w:cs="Avenir Next" w:eastAsia="Avenir Next"/>
                 <w:color w:val="1A1A1A"/>
-                <w:sz w:val="21"/>
+                <w:sz w:val="22"/>
                 <w:szCs w:val="21"/>
               </w:rPr>
               <w:t xml:space="preserve">First find 5 ÷ 1/6.</w:t>
@@ -2087,25 +2092,25 @@
                 <w:rFonts w:ascii="Avenir Next" w:hAnsi="Avenir Next" w:cs="Avenir Next" w:eastAsia="Avenir Next"/>
                 <w:b/>
                 <w:color w:val="003A70"/>
+                <w:sz w:val="22"/>
+                <w:szCs w:val="18"/>
+              </w:rPr>
+              <w:t xml:space="preserve">Step 2</w:t>
+            </w:r>
+            <w:r>
+              <w:rPr>
+                <w:rFonts w:ascii="Avenir Next" w:hAnsi="Avenir Next" w:cs="Avenir Next" w:eastAsia="Avenir Next"/>
+                <w:color w:val="1A1A1A"/>
                 <w:sz w:val="18"/>
                 <w:szCs w:val="18"/>
               </w:rPr>
-              <w:t xml:space="preserve">Step 2</w:t>
-            </w:r>
-            <w:r>
-              <w:rPr>
-                <w:rFonts w:ascii="Avenir Next" w:hAnsi="Avenir Next" w:cs="Avenir Next" w:eastAsia="Avenir Next"/>
-                <w:color w:val="1A1A1A"/>
-                <w:sz w:val="18"/>
-                <w:szCs w:val="18"/>
-              </w:rPr>
               <w:tab/>
             </w:r>
             <w:r>
               <w:rPr>
                 <w:rFonts w:ascii="Avenir Next" w:hAnsi="Avenir Next" w:cs="Avenir Next" w:eastAsia="Avenir Next"/>
                 <w:color w:val="1A1A1A"/>
-                <w:sz w:val="21"/>
+                <w:sz w:val="22"/>
                 <w:szCs w:val="21"/>
               </w:rPr>
               <w:t xml:space="preserve">Then subtract the 18 pieces she uses.</w:t>
@@ -2182,25 +2187,25 @@
                 <w:rFonts w:ascii="Avenir Next" w:hAnsi="Avenir Next" w:cs="Avenir Next" w:eastAsia="Avenir Next"/>
                 <w:b/>
                 <w:color w:val="1A1A1A"/>
+                <w:sz w:val="22"/>
+                <w:szCs w:val="18"/>
+              </w:rPr>
+              <w:t xml:space="preserve">Answer</w:t>
+            </w:r>
+            <w:r>
+              <w:rPr>
+                <w:rFonts w:ascii="Avenir Next" w:hAnsi="Avenir Next" w:cs="Avenir Next" w:eastAsia="Avenir Next"/>
+                <w:color w:val="1A1A1A"/>
                 <w:sz w:val="18"/>
                 <w:szCs w:val="18"/>
               </w:rPr>
-              <w:t xml:space="preserve">Answer</w:t>
-            </w:r>
-            <w:r>
-              <w:rPr>
-                <w:rFonts w:ascii="Avenir Next" w:hAnsi="Avenir Next" w:cs="Avenir Next" w:eastAsia="Avenir Next"/>
-                <w:color w:val="1A1A1A"/>
-                <w:sz w:val="18"/>
-                <w:szCs w:val="18"/>
-              </w:rPr>
               <w:tab/>
             </w:r>
             <w:r>
               <w:rPr>
                 <w:rFonts w:ascii="Avenir Next" w:hAnsi="Avenir Next" w:cs="Avenir Next" w:eastAsia="Avenir Next"/>
                 <w:color w:val="1A1A1A"/>
-                <w:sz w:val="18"/>
+                <w:sz w:val="22"/>
                 <w:szCs w:val="18"/>
               </w:rPr>
               <w:t xml:space="preserve">  pieces</w:t>
@@ -2311,7 +2316,7 @@
                 <w:rFonts w:ascii="Avenir Next" w:hAnsi="Avenir Next" w:cs="Avenir Next" w:eastAsia="Avenir Next"/>
                 <w:b/>
                 <w:color w:val="003A70"/>
-                <w:sz w:val="17"/>
+                <w:sz w:val="22"/>
                 <w:szCs w:val="17"/>
               </w:rPr>
               <w:t xml:space="preserve">Frame  </w:t>
@@ -2321,10 +2326,30 @@
                 <w:rFonts w:ascii="Avenir Next" w:hAnsi="Avenir Next" w:cs="Avenir Next" w:eastAsia="Avenir Next"/>
                 <w:i/>
                 <w:color w:val="1A1A1A"/>
+                <w:sz w:val="22"/>
+                <w:szCs w:val="18"/>
+              </w:rPr>
+              <w:t xml:space="preserve">Tanya found </w:t>
+            </w:r>
+            <w:r>
+              <w:rPr>
+                <w:rFonts w:ascii="Avenir Next" w:hAnsi="Avenir Next" w:cs="Avenir Next" w:eastAsia="Avenir Next"/>
+                <w:color w:val="1A1A1A"/>
                 <w:sz w:val="18"/>
                 <w:szCs w:val="18"/>
-              </w:rPr>
-              <w:t xml:space="preserve">Tanya found </w:t>
+                <w:u w:val="single"/>
+              </w:rPr>
+              <w:t xml:space="preserve">      </w:t>
+            </w:r>
+            <w:r>
+              <w:rPr>
+                <w:rFonts w:ascii="Avenir Next" w:hAnsi="Avenir Next" w:cs="Avenir Next" w:eastAsia="Avenir Next"/>
+                <w:i/>
+                <w:color w:val="1A1A1A"/>
+                <w:sz w:val="22"/>
+                <w:szCs w:val="18"/>
+              </w:rPr>
+              <w:t xml:space="preserve"> of 8. The correct answer is </w:t>
             </w:r>
             <w:r>
               <w:rPr>
@@ -2341,17 +2366,17 @@
                 <w:rFonts w:ascii="Avenir Next" w:hAnsi="Avenir Next" w:cs="Avenir Next" w:eastAsia="Avenir Next"/>
                 <w:i/>
                 <w:color w:val="1A1A1A"/>
+                <w:sz w:val="22"/>
+                <w:szCs w:val="18"/>
+              </w:rPr>
+              <w:t xml:space="preserve"> because </w:t>
+            </w:r>
+            <w:r>
+              <w:rPr>
+                <w:rFonts w:ascii="Avenir Next" w:hAnsi="Avenir Next" w:cs="Avenir Next" w:eastAsia="Avenir Next"/>
+                <w:color w:val="1A1A1A"/>
                 <w:sz w:val="18"/>
                 <w:szCs w:val="18"/>
-              </w:rPr>
-              <w:t xml:space="preserve"> of 8. The correct answer is </w:t>
-            </w:r>
-            <w:r>
-              <w:rPr>
-                <w:rFonts w:ascii="Avenir Next" w:hAnsi="Avenir Next" w:cs="Avenir Next" w:eastAsia="Avenir Next"/>
-                <w:color w:val="1A1A1A"/>
-                <w:sz w:val="18"/>
-                <w:szCs w:val="18"/>
                 <w:u w:val="single"/>
               </w:rPr>
               <w:t xml:space="preserve">      </w:t>
@@ -2361,27 +2386,7 @@
                 <w:rFonts w:ascii="Avenir Next" w:hAnsi="Avenir Next" w:cs="Avenir Next" w:eastAsia="Avenir Next"/>
                 <w:i/>
                 <w:color w:val="1A1A1A"/>
-                <w:sz w:val="18"/>
-                <w:szCs w:val="18"/>
-              </w:rPr>
-              <w:t xml:space="preserve"> because </w:t>
-            </w:r>
-            <w:r>
-              <w:rPr>
-                <w:rFonts w:ascii="Avenir Next" w:hAnsi="Avenir Next" w:cs="Avenir Next" w:eastAsia="Avenir Next"/>
-                <w:color w:val="1A1A1A"/>
-                <w:sz w:val="18"/>
-                <w:szCs w:val="18"/>
-                <w:u w:val="single"/>
-              </w:rPr>
-              <w:t xml:space="preserve">      </w:t>
-            </w:r>
-            <w:r>
-              <w:rPr>
-                <w:rFonts w:ascii="Avenir Next" w:hAnsi="Avenir Next" w:cs="Avenir Next" w:eastAsia="Avenir Next"/>
-                <w:i/>
-                <w:color w:val="1A1A1A"/>
-                <w:sz w:val="18"/>
+                <w:sz w:val="22"/>
                 <w:szCs w:val="18"/>
               </w:rPr>
               <w:t xml:space="preserve">.</w:t>
@@ -2530,6 +2535,7 @@
           </w:tcPr>
           <w:p>
             <w:pPr>
+              <w:pStyle w:val="Heading2"/>
               <w:spacing w:before="0" w:after="0" w:line="240" w:lineRule="auto"/>
             </w:pPr>
             <w:r>
@@ -2567,7 +2573,7 @@
               <w:rPr>
                 <w:rFonts w:ascii="Avenir Next" w:hAnsi="Avenir Next" w:cs="Avenir Next" w:eastAsia="Avenir Next"/>
                 <w:color w:val="1A1A1A"/>
-                <w:sz w:val="17"/>
+                <w:sz w:val="22"/>
                 <w:szCs w:val="17"/>
               </w:rPr>
               <w:t xml:space="preserve">  I can do this on my own</w:t>
@@ -2596,7 +2602,7 @@
               <w:rPr>
                 <w:rFonts w:ascii="Avenir Next" w:hAnsi="Avenir Next" w:cs="Avenir Next" w:eastAsia="Avenir Next"/>
                 <w:color w:val="1A1A1A"/>
-                <w:sz w:val="17"/>
+                <w:sz w:val="22"/>
                 <w:szCs w:val="17"/>
               </w:rPr>
               <w:t xml:space="preserve">  I need a little help</w:t>
@@ -2625,7 +2631,7 @@
               <w:rPr>
                 <w:rFonts w:ascii="Avenir Next" w:hAnsi="Avenir Next" w:cs="Avenir Next" w:eastAsia="Avenir Next"/>
                 <w:color w:val="1A1A1A"/>
-                <w:sz w:val="17"/>
+                <w:sz w:val="22"/>
                 <w:szCs w:val="17"/>
               </w:rPr>
               <w:t xml:space="preserve">  I have a question about #</w:t>
@@ -2663,7 +2669,7 @@
         <w:rPr>
           <w:rFonts w:ascii="Avenir Next" w:hAnsi="Avenir Next" w:cs="Avenir Next" w:eastAsia="Avenir Next"/>
           <w:color w:val="5A5F66"/>
-          <w:sz w:val="17"/>
+          <w:sz w:val="22"/>
           <w:szCs w:val="17"/>
         </w:rPr>
         <w:t xml:space="preserve">Count how many 1/4-cup scoops fill 2 cups. Does it match 2 ÷ 1/4?</w:t>
@@ -2746,14 +2752,15 @@
           <w:caps/>
           <w:color w:val="003A70"/>
           <w:spacing w:val="12"/>
-          <w:sz w:val="21"/>
+          <w:sz w:val="22"/>
           <w:szCs w:val="21"/>
         </w:rPr>
-        <w:t xml:space="preserve">Lesson 6-1  ·  Homework Packet  ·  Level 1  ·  Sheet 2 of 2</w:t>
+        <w:t xml:space="preserve">Lesson 6-1  ·  Homework Packet  ·  Supported  ·  Session 2 · pages 3–4</w:t>
       </w:r>
     </w:p>
     <w:p>
       <w:pPr>
+        <w:pStyle w:val="Heading1"/>
         <w:keepNext/>
         <w:spacing w:before="0" w:after="10" w:line="240" w:lineRule="auto"/>
       </w:pPr>
@@ -2779,7 +2786,7 @@
         <w:rPr>
           <w:rFonts w:ascii="Avenir Next" w:hAnsi="Avenir Next" w:cs="Avenir Next" w:eastAsia="Avenir Next"/>
           <w:color w:val="5A5F66"/>
-          <w:sz w:val="17"/>
+          <w:sz w:val="22"/>
           <w:szCs w:val="17"/>
         </w:rPr>
         <w:t xml:space="preserve">Maryland Standard 6.NS.A.1   ·   Learning target — I can divide a fraction by a whole number and explain the result.</w:t>
@@ -2826,6 +2833,7 @@
           </w:tcPr>
           <w:p>
             <w:pPr>
+              <w:pStyle w:val="Heading2"/>
               <w:spacing w:before="0" w:after="40" w:line="264" w:lineRule="auto"/>
             </w:pPr>
             <w:r>
@@ -2853,25 +2861,25 @@
                 <w:rFonts w:ascii="Avenir Next" w:hAnsi="Avenir Next" w:cs="Avenir Next" w:eastAsia="Avenir Next"/>
                 <w:b/>
                 <w:color w:val="003A70"/>
+                <w:sz w:val="22"/>
+                <w:szCs w:val="18"/>
+              </w:rPr>
+              <w:t xml:space="preserve">•</w:t>
+            </w:r>
+            <w:r>
+              <w:rPr>
+                <w:rFonts w:ascii="Avenir Next" w:hAnsi="Avenir Next" w:cs="Avenir Next" w:eastAsia="Avenir Next"/>
+                <w:color w:val="1A1A1A"/>
                 <w:sz w:val="18"/>
                 <w:szCs w:val="18"/>
               </w:rPr>
-              <w:t xml:space="preserve">•</w:t>
-            </w:r>
-            <w:r>
-              <w:rPr>
-                <w:rFonts w:ascii="Avenir Next" w:hAnsi="Avenir Next" w:cs="Avenir Next" w:eastAsia="Avenir Next"/>
-                <w:color w:val="1A1A1A"/>
-                <w:sz w:val="18"/>
-                <w:szCs w:val="18"/>
-              </w:rPr>
               <w:tab/>
             </w:r>
             <w:r>
               <w:rPr>
                 <w:rFonts w:ascii="Avenir Next" w:hAnsi="Avenir Next" w:cs="Avenir Next" w:eastAsia="Avenir Next"/>
                 <w:color w:val="1A1A1A"/>
-                <w:sz w:val="18"/>
+                <w:sz w:val="22"/>
                 <w:szCs w:val="18"/>
               </w:rPr>
               <w:t xml:space="preserve">Dividing by a whole number </w:t>
@@ -2881,7 +2889,7 @@
                 <w:rFonts w:ascii="Avenir Next" w:hAnsi="Avenir Next" w:cs="Avenir Next" w:eastAsia="Avenir Next"/>
                 <w:b/>
                 <w:color w:val="1A1A1A"/>
-                <w:sz w:val="18"/>
+                <w:sz w:val="22"/>
                 <w:szCs w:val="18"/>
               </w:rPr>
               <w:t xml:space="preserve">shares</w:t>
@@ -2890,7 +2898,7 @@
               <w:rPr>
                 <w:rFonts w:ascii="Avenir Next" w:hAnsi="Avenir Next" w:cs="Avenir Next" w:eastAsia="Avenir Next"/>
                 <w:color w:val="1A1A1A"/>
-                <w:sz w:val="18"/>
+                <w:sz w:val="22"/>
                 <w:szCs w:val="18"/>
               </w:rPr>
               <w:t xml:space="preserve"> a fraction into equal parts.</w:t>
@@ -2909,25 +2917,25 @@
                 <w:rFonts w:ascii="Avenir Next" w:hAnsi="Avenir Next" w:cs="Avenir Next" w:eastAsia="Avenir Next"/>
                 <w:b/>
                 <w:color w:val="003A70"/>
+                <w:sz w:val="22"/>
+                <w:szCs w:val="18"/>
+              </w:rPr>
+              <w:t xml:space="preserve">•</w:t>
+            </w:r>
+            <w:r>
+              <w:rPr>
+                <w:rFonts w:ascii="Avenir Next" w:hAnsi="Avenir Next" w:cs="Avenir Next" w:eastAsia="Avenir Next"/>
+                <w:color w:val="1A1A1A"/>
                 <w:sz w:val="18"/>
                 <w:szCs w:val="18"/>
               </w:rPr>
-              <w:t xml:space="preserve">•</w:t>
-            </w:r>
-            <w:r>
-              <w:rPr>
-                <w:rFonts w:ascii="Avenir Next" w:hAnsi="Avenir Next" w:cs="Avenir Next" w:eastAsia="Avenir Next"/>
-                <w:color w:val="1A1A1A"/>
-                <w:sz w:val="18"/>
-                <w:szCs w:val="18"/>
-              </w:rPr>
               <w:tab/>
             </w:r>
             <w:r>
               <w:rPr>
                 <w:rFonts w:ascii="Avenir Next" w:hAnsi="Avenir Next" w:cs="Avenir Next" w:eastAsia="Avenir Next"/>
                 <w:color w:val="1A1A1A"/>
-                <w:sz w:val="18"/>
+                <w:sz w:val="22"/>
                 <w:szCs w:val="18"/>
               </w:rPr>
               <w:t xml:space="preserve">Multiply by the reciprocal: </w:t>
@@ -2937,7 +2945,7 @@
                 <w:rFonts w:ascii="Avenir Next" w:hAnsi="Avenir Next" w:cs="Avenir Next" w:eastAsia="Avenir Next"/>
                 <w:b/>
                 <w:color w:val="1A1A1A"/>
-                <w:sz w:val="18"/>
+                <w:sz w:val="22"/>
                 <w:szCs w:val="18"/>
               </w:rPr>
               <w:t xml:space="preserve">2/3 ÷ 4 = 2/3 × 1/4 = 2/12 = 1/6</w:t>
@@ -2946,7 +2954,7 @@
               <w:rPr>
                 <w:rFonts w:ascii="Avenir Next" w:hAnsi="Avenir Next" w:cs="Avenir Next" w:eastAsia="Avenir Next"/>
                 <w:color w:val="1A1A1A"/>
-                <w:sz w:val="18"/>
+                <w:sz w:val="22"/>
                 <w:szCs w:val="18"/>
               </w:rPr>
               <w:t xml:space="preserve">.</w:t>
@@ -2965,25 +2973,25 @@
                 <w:rFonts w:ascii="Avenir Next" w:hAnsi="Avenir Next" w:cs="Avenir Next" w:eastAsia="Avenir Next"/>
                 <w:b/>
                 <w:color w:val="003A70"/>
+                <w:sz w:val="22"/>
+                <w:szCs w:val="18"/>
+              </w:rPr>
+              <w:t xml:space="preserve">•</w:t>
+            </w:r>
+            <w:r>
+              <w:rPr>
+                <w:rFonts w:ascii="Avenir Next" w:hAnsi="Avenir Next" w:cs="Avenir Next" w:eastAsia="Avenir Next"/>
+                <w:color w:val="1A1A1A"/>
                 <w:sz w:val="18"/>
                 <w:szCs w:val="18"/>
               </w:rPr>
-              <w:t xml:space="preserve">•</w:t>
-            </w:r>
-            <w:r>
-              <w:rPr>
-                <w:rFonts w:ascii="Avenir Next" w:hAnsi="Avenir Next" w:cs="Avenir Next" w:eastAsia="Avenir Next"/>
-                <w:color w:val="1A1A1A"/>
-                <w:sz w:val="18"/>
-                <w:szCs w:val="18"/>
-              </w:rPr>
               <w:tab/>
             </w:r>
             <w:r>
               <w:rPr>
                 <w:rFonts w:ascii="Avenir Next" w:hAnsi="Avenir Next" w:cs="Avenir Next" w:eastAsia="Avenir Next"/>
                 <w:color w:val="1A1A1A"/>
-                <w:sz w:val="18"/>
+                <w:sz w:val="22"/>
                 <w:szCs w:val="18"/>
               </w:rPr>
               <w:t xml:space="preserve">Dividing by a whole number greater than 1 gives a quotient </w:t>
@@ -2993,7 +3001,7 @@
                 <w:rFonts w:ascii="Avenir Next" w:hAnsi="Avenir Next" w:cs="Avenir Next" w:eastAsia="Avenir Next"/>
                 <w:b/>
                 <w:color w:val="1A1A1A"/>
-                <w:sz w:val="18"/>
+                <w:sz w:val="22"/>
                 <w:szCs w:val="18"/>
               </w:rPr>
               <w:t xml:space="preserve">less</w:t>
@@ -3002,7 +3010,7 @@
               <w:rPr>
                 <w:rFonts w:ascii="Avenir Next" w:hAnsi="Avenir Next" w:cs="Avenir Next" w:eastAsia="Avenir Next"/>
                 <w:color w:val="1A1A1A"/>
-                <w:sz w:val="18"/>
+                <w:sz w:val="22"/>
                 <w:szCs w:val="18"/>
               </w:rPr>
               <w:t xml:space="preserve"> than the fraction. Check: 1/6 × 4 = 2/3.</w:t>
@@ -3017,6 +3025,7 @@
           </w:tcPr>
           <w:p>
             <w:pPr>
+              <w:pStyle w:val="Heading2"/>
               <w:spacing w:before="0" w:after="40" w:line="264" w:lineRule="auto"/>
             </w:pPr>
             <w:r>
@@ -3039,7 +3048,7 @@
               <w:rPr>
                 <w:rFonts w:ascii="Avenir Next" w:hAnsi="Avenir Next" w:cs="Avenir Next" w:eastAsia="Avenir Next"/>
                 <w:color w:val="1A1A1A"/>
-                <w:sz w:val="17"/>
+                <w:sz w:val="22"/>
                 <w:szCs w:val="17"/>
               </w:rPr>
               <w:t xml:space="preserve">3 friends share 3/4 of a sandwich equally. What part of the whole does each get?</w:t>
@@ -3058,25 +3067,25 @@
                 <w:rFonts w:ascii="Avenir Next" w:hAnsi="Avenir Next" w:cs="Avenir Next" w:eastAsia="Avenir Next"/>
                 <w:b/>
                 <w:color w:val="003A70"/>
+                <w:sz w:val="22"/>
+                <w:szCs w:val="17"/>
+              </w:rPr>
+              <w:t xml:space="preserve">Step 1</w:t>
+            </w:r>
+            <w:r>
+              <w:rPr>
+                <w:rFonts w:ascii="Avenir Next" w:hAnsi="Avenir Next" w:cs="Avenir Next" w:eastAsia="Avenir Next"/>
+                <w:color w:val="1A1A1A"/>
                 <w:sz w:val="17"/>
                 <w:szCs w:val="17"/>
               </w:rPr>
-              <w:t xml:space="preserve">Step 1</w:t>
-            </w:r>
-            <w:r>
-              <w:rPr>
-                <w:rFonts w:ascii="Avenir Next" w:hAnsi="Avenir Next" w:cs="Avenir Next" w:eastAsia="Avenir Next"/>
-                <w:color w:val="1A1A1A"/>
-                <w:sz w:val="17"/>
-                <w:szCs w:val="17"/>
-              </w:rPr>
               <w:tab/>
             </w:r>
             <w:r>
               <w:rPr>
                 <w:rFonts w:ascii="Avenir Next" w:hAnsi="Avenir Next" w:cs="Avenir Next" w:eastAsia="Avenir Next"/>
                 <w:color w:val="1A1A1A"/>
-                <w:sz w:val="17"/>
+                <w:sz w:val="22"/>
                 <w:szCs w:val="17"/>
               </w:rPr>
               <w:t xml:space="preserve">3/4 ÷ 3 = 3/4 × 1/3 = 3/12</w:t>
@@ -3095,25 +3104,25 @@
                 <w:rFonts w:ascii="Avenir Next" w:hAnsi="Avenir Next" w:cs="Avenir Next" w:eastAsia="Avenir Next"/>
                 <w:b/>
                 <w:color w:val="003A70"/>
+                <w:sz w:val="22"/>
+                <w:szCs w:val="17"/>
+              </w:rPr>
+              <w:t xml:space="preserve">Step 2</w:t>
+            </w:r>
+            <w:r>
+              <w:rPr>
+                <w:rFonts w:ascii="Avenir Next" w:hAnsi="Avenir Next" w:cs="Avenir Next" w:eastAsia="Avenir Next"/>
+                <w:color w:val="1A1A1A"/>
                 <w:sz w:val="17"/>
                 <w:szCs w:val="17"/>
               </w:rPr>
-              <w:t xml:space="preserve">Step 2</w:t>
-            </w:r>
-            <w:r>
-              <w:rPr>
-                <w:rFonts w:ascii="Avenir Next" w:hAnsi="Avenir Next" w:cs="Avenir Next" w:eastAsia="Avenir Next"/>
-                <w:color w:val="1A1A1A"/>
-                <w:sz w:val="17"/>
-                <w:szCs w:val="17"/>
-              </w:rPr>
               <w:tab/>
             </w:r>
             <w:r>
               <w:rPr>
                 <w:rFonts w:ascii="Avenir Next" w:hAnsi="Avenir Next" w:cs="Avenir Next" w:eastAsia="Avenir Next"/>
                 <w:color w:val="1A1A1A"/>
-                <w:sz w:val="17"/>
+                <w:sz w:val="22"/>
                 <w:szCs w:val="17"/>
               </w:rPr>
               <w:t xml:space="preserve">Simplify: 3/12 = 1/4</w:t>
@@ -3132,18 +3141,18 @@
                 <w:rFonts w:ascii="Avenir Next" w:hAnsi="Avenir Next" w:cs="Avenir Next" w:eastAsia="Avenir Next"/>
                 <w:b/>
                 <w:color w:val="1A1A1A"/>
+                <w:sz w:val="22"/>
+                <w:szCs w:val="17"/>
+              </w:rPr>
+              <w:t xml:space="preserve">Answer</w:t>
+            </w:r>
+            <w:r>
+              <w:rPr>
+                <w:rFonts w:ascii="Avenir Next" w:hAnsi="Avenir Next" w:cs="Avenir Next" w:eastAsia="Avenir Next"/>
+                <w:color w:val="1A1A1A"/>
                 <w:sz w:val="17"/>
                 <w:szCs w:val="17"/>
               </w:rPr>
-              <w:t xml:space="preserve">Answer</w:t>
-            </w:r>
-            <w:r>
-              <w:rPr>
-                <w:rFonts w:ascii="Avenir Next" w:hAnsi="Avenir Next" w:cs="Avenir Next" w:eastAsia="Avenir Next"/>
-                <w:color w:val="1A1A1A"/>
-                <w:sz w:val="17"/>
-                <w:szCs w:val="17"/>
-              </w:rPr>
               <w:tab/>
             </w:r>
             <w:r>
@@ -3151,7 +3160,7 @@
                 <w:rFonts w:ascii="Avenir Next" w:hAnsi="Avenir Next" w:cs="Avenir Next" w:eastAsia="Avenir Next"/>
                 <w:b/>
                 <w:color w:val="1A1A1A"/>
-                <w:sz w:val="17"/>
+                <w:sz w:val="22"/>
                 <w:szCs w:val="17"/>
               </w:rPr>
               <w:t xml:space="preserve">1/4 of the sandwich</w:t>
@@ -3201,6 +3210,7 @@
           </w:tcPr>
           <w:p>
             <w:pPr>
+              <w:pStyle w:val="Heading2"/>
               <w:spacing w:before="0" w:after="40" w:line="264" w:lineRule="auto"/>
             </w:pPr>
             <w:r>
@@ -3224,7 +3234,7 @@
                 <w:rFonts w:ascii="Avenir Next" w:hAnsi="Avenir Next" w:cs="Avenir Next" w:eastAsia="Avenir Next"/>
                 <w:b/>
                 <w:color w:val="1A1A1A"/>
-                <w:sz w:val="21"/>
+                <w:sz w:val="22"/>
                 <w:szCs w:val="21"/>
               </w:rPr>
               <w:t xml:space="preserve">share</w:t>
@@ -3233,7 +3243,7 @@
               <w:rPr>
                 <w:rFonts w:ascii="Avenir Next" w:hAnsi="Avenir Next" w:cs="Avenir Next" w:eastAsia="Avenir Next"/>
                 <w:color w:val="5A5F66"/>
-                <w:sz w:val="21"/>
+                <w:sz w:val="22"/>
                 <w:szCs w:val="21"/>
               </w:rPr>
               <w:t xml:space="preserve"> — </w:t>
@@ -3242,7 +3252,7 @@
               <w:rPr>
                 <w:rFonts w:ascii="Avenir Next" w:hAnsi="Avenir Next" w:cs="Avenir Next" w:eastAsia="Avenir Next"/>
                 <w:color w:val="1A1A1A"/>
-                <w:sz w:val="21"/>
+                <w:sz w:val="22"/>
                 <w:szCs w:val="21"/>
               </w:rPr>
               <w:t xml:space="preserve">split into equal parts</w:t>
@@ -3257,7 +3267,7 @@
                 <w:rFonts w:ascii="Avenir Next" w:hAnsi="Avenir Next" w:cs="Avenir Next" w:eastAsia="Avenir Next"/>
                 <w:b/>
                 <w:color w:val="1A1A1A"/>
-                <w:sz w:val="21"/>
+                <w:sz w:val="22"/>
                 <w:szCs w:val="21"/>
               </w:rPr>
               <w:t xml:space="preserve">reciprocal</w:t>
@@ -3266,7 +3276,7 @@
               <w:rPr>
                 <w:rFonts w:ascii="Avenir Next" w:hAnsi="Avenir Next" w:cs="Avenir Next" w:eastAsia="Avenir Next"/>
                 <w:color w:val="5A5F66"/>
-                <w:sz w:val="21"/>
+                <w:sz w:val="22"/>
                 <w:szCs w:val="21"/>
               </w:rPr>
               <w:t xml:space="preserve"> — </w:t>
@@ -3275,7 +3285,7 @@
               <w:rPr>
                 <w:rFonts w:ascii="Avenir Next" w:hAnsi="Avenir Next" w:cs="Avenir Next" w:eastAsia="Avenir Next"/>
                 <w:color w:val="1A1A1A"/>
-                <w:sz w:val="21"/>
+                <w:sz w:val="22"/>
                 <w:szCs w:val="21"/>
               </w:rPr>
               <w:t xml:space="preserve">the flipped number: 6 becomes 1/6</w:t>
@@ -3301,7 +3311,7 @@
                 <w:rFonts w:ascii="Avenir Next" w:hAnsi="Avenir Next" w:cs="Avenir Next" w:eastAsia="Avenir Next"/>
                 <w:b/>
                 <w:color w:val="1A1A1A"/>
-                <w:sz w:val="21"/>
+                <w:sz w:val="22"/>
                 <w:szCs w:val="21"/>
               </w:rPr>
               <w:t xml:space="preserve">simplest form</w:t>
@@ -3310,7 +3320,7 @@
               <w:rPr>
                 <w:rFonts w:ascii="Avenir Next" w:hAnsi="Avenir Next" w:cs="Avenir Next" w:eastAsia="Avenir Next"/>
                 <w:color w:val="5A5F66"/>
-                <w:sz w:val="21"/>
+                <w:sz w:val="22"/>
                 <w:szCs w:val="21"/>
               </w:rPr>
               <w:t xml:space="preserve"> — </w:t>
@@ -3319,7 +3329,7 @@
               <w:rPr>
                 <w:rFonts w:ascii="Avenir Next" w:hAnsi="Avenir Next" w:cs="Avenir Next" w:eastAsia="Avenir Next"/>
                 <w:color w:val="1A1A1A"/>
-                <w:sz w:val="21"/>
+                <w:sz w:val="22"/>
                 <w:szCs w:val="21"/>
               </w:rPr>
               <w:t xml:space="preserve">divide top and bottom by the same number</w:t>
@@ -3330,6 +3340,7 @@
     </w:tbl>
     <w:p>
       <w:pPr>
+        <w:pStyle w:val="Heading2"/>
         <w:keepNext/>
         <w:pBdr>
           <w:bottom w:val="single" w:sz="8" w:space="3" w:color="003A70"/>
@@ -3345,7 +3356,7 @@
           <w:b/>
           <w:color w:val="003A70"/>
           <w:spacing w:val="14"/>
-          <w:sz w:val="21"/>
+          <w:sz w:val="22"/>
           <w:szCs w:val="21"/>
         </w:rPr>
         <w:t xml:space="preserve">PRACTICE</w:t>
@@ -3364,7 +3375,7 @@
           <w:rFonts w:ascii="Avenir Next" w:hAnsi="Avenir Next" w:cs="Avenir Next" w:eastAsia="Avenir Next"/>
           <w:i/>
           <w:color w:val="5A5F66"/>
-          <w:sz w:val="17"/>
+          <w:sz w:val="22"/>
           <w:szCs w:val="17"/>
         </w:rPr>
         <w:t xml:space="preserve">show your work · label units</w:t>
@@ -4292,25 +4303,25 @@
                 <w:rFonts w:ascii="Avenir Next" w:hAnsi="Avenir Next" w:cs="Avenir Next" w:eastAsia="Avenir Next"/>
                 <w:b/>
                 <w:color w:val="003A70"/>
+                <w:sz w:val="22"/>
+                <w:szCs w:val="18"/>
+              </w:rPr>
+              <w:t xml:space="preserve">Step 1</w:t>
+            </w:r>
+            <w:r>
+              <w:rPr>
+                <w:rFonts w:ascii="Avenir Next" w:hAnsi="Avenir Next" w:cs="Avenir Next" w:eastAsia="Avenir Next"/>
+                <w:color w:val="1A1A1A"/>
                 <w:sz w:val="18"/>
                 <w:szCs w:val="18"/>
               </w:rPr>
-              <w:t xml:space="preserve">Step 1</w:t>
-            </w:r>
-            <w:r>
-              <w:rPr>
-                <w:rFonts w:ascii="Avenir Next" w:hAnsi="Avenir Next" w:cs="Avenir Next" w:eastAsia="Avenir Next"/>
-                <w:color w:val="1A1A1A"/>
-                <w:sz w:val="18"/>
-                <w:szCs w:val="18"/>
-              </w:rPr>
               <w:tab/>
             </w:r>
             <w:r>
               <w:rPr>
                 <w:rFonts w:ascii="Avenir Next" w:hAnsi="Avenir Next" w:cs="Avenir Next" w:eastAsia="Avenir Next"/>
                 <w:color w:val="1A1A1A"/>
-                <w:sz w:val="21"/>
+                <w:sz w:val="22"/>
                 <w:szCs w:val="21"/>
               </w:rPr>
               <w:t xml:space="preserve">Write the division: 3/5 ÷ 6.</w:t>
@@ -4330,25 +4341,25 @@
                 <w:rFonts w:ascii="Avenir Next" w:hAnsi="Avenir Next" w:cs="Avenir Next" w:eastAsia="Avenir Next"/>
                 <w:b/>
                 <w:color w:val="003A70"/>
+                <w:sz w:val="22"/>
+                <w:szCs w:val="18"/>
+              </w:rPr>
+              <w:t xml:space="preserve">Step 2</w:t>
+            </w:r>
+            <w:r>
+              <w:rPr>
+                <w:rFonts w:ascii="Avenir Next" w:hAnsi="Avenir Next" w:cs="Avenir Next" w:eastAsia="Avenir Next"/>
+                <w:color w:val="1A1A1A"/>
                 <w:sz w:val="18"/>
                 <w:szCs w:val="18"/>
               </w:rPr>
-              <w:t xml:space="preserve">Step 2</w:t>
-            </w:r>
-            <w:r>
-              <w:rPr>
-                <w:rFonts w:ascii="Avenir Next" w:hAnsi="Avenir Next" w:cs="Avenir Next" w:eastAsia="Avenir Next"/>
-                <w:color w:val="1A1A1A"/>
-                <w:sz w:val="18"/>
-                <w:szCs w:val="18"/>
-              </w:rPr>
               <w:tab/>
             </w:r>
             <w:r>
               <w:rPr>
                 <w:rFonts w:ascii="Avenir Next" w:hAnsi="Avenir Next" w:cs="Avenir Next" w:eastAsia="Avenir Next"/>
                 <w:color w:val="1A1A1A"/>
-                <w:sz w:val="21"/>
+                <w:sz w:val="22"/>
                 <w:szCs w:val="21"/>
               </w:rPr>
               <w:t xml:space="preserve">Multiply 3/5 by 1/6.</w:t>
@@ -4368,25 +4379,25 @@
                 <w:rFonts w:ascii="Avenir Next" w:hAnsi="Avenir Next" w:cs="Avenir Next" w:eastAsia="Avenir Next"/>
                 <w:b/>
                 <w:color w:val="003A70"/>
+                <w:sz w:val="22"/>
+                <w:szCs w:val="18"/>
+              </w:rPr>
+              <w:t xml:space="preserve">Step 3</w:t>
+            </w:r>
+            <w:r>
+              <w:rPr>
+                <w:rFonts w:ascii="Avenir Next" w:hAnsi="Avenir Next" w:cs="Avenir Next" w:eastAsia="Avenir Next"/>
+                <w:color w:val="1A1A1A"/>
                 <w:sz w:val="18"/>
                 <w:szCs w:val="18"/>
               </w:rPr>
-              <w:t xml:space="preserve">Step 3</w:t>
-            </w:r>
-            <w:r>
-              <w:rPr>
-                <w:rFonts w:ascii="Avenir Next" w:hAnsi="Avenir Next" w:cs="Avenir Next" w:eastAsia="Avenir Next"/>
-                <w:color w:val="1A1A1A"/>
-                <w:sz w:val="18"/>
-                <w:szCs w:val="18"/>
-              </w:rPr>
               <w:tab/>
             </w:r>
             <w:r>
               <w:rPr>
                 <w:rFonts w:ascii="Avenir Next" w:hAnsi="Avenir Next" w:cs="Avenir Next" w:eastAsia="Avenir Next"/>
                 <w:color w:val="1A1A1A"/>
-                <w:sz w:val="21"/>
+                <w:sz w:val="22"/>
                 <w:szCs w:val="21"/>
               </w:rPr>
               <w:t xml:space="preserve">Simplify your answer.</w:t>
@@ -4463,25 +4474,25 @@
                 <w:rFonts w:ascii="Avenir Next" w:hAnsi="Avenir Next" w:cs="Avenir Next" w:eastAsia="Avenir Next"/>
                 <w:b/>
                 <w:color w:val="1A1A1A"/>
+                <w:sz w:val="22"/>
+                <w:szCs w:val="18"/>
+              </w:rPr>
+              <w:t xml:space="preserve">Answer</w:t>
+            </w:r>
+            <w:r>
+              <w:rPr>
+                <w:rFonts w:ascii="Avenir Next" w:hAnsi="Avenir Next" w:cs="Avenir Next" w:eastAsia="Avenir Next"/>
+                <w:color w:val="1A1A1A"/>
                 <w:sz w:val="18"/>
                 <w:szCs w:val="18"/>
               </w:rPr>
-              <w:t xml:space="preserve">Answer</w:t>
-            </w:r>
-            <w:r>
-              <w:rPr>
-                <w:rFonts w:ascii="Avenir Next" w:hAnsi="Avenir Next" w:cs="Avenir Next" w:eastAsia="Avenir Next"/>
-                <w:color w:val="1A1A1A"/>
-                <w:sz w:val="18"/>
-                <w:szCs w:val="18"/>
-              </w:rPr>
               <w:tab/>
             </w:r>
             <w:r>
               <w:rPr>
                 <w:rFonts w:ascii="Avenir Next" w:hAnsi="Avenir Next" w:cs="Avenir Next" w:eastAsia="Avenir Next"/>
                 <w:color w:val="1A1A1A"/>
-                <w:sz w:val="18"/>
+                <w:sz w:val="22"/>
                 <w:szCs w:val="18"/>
               </w:rPr>
               <w:t xml:space="preserve">  gallon</w:t>
@@ -4595,25 +4606,25 @@
                 <w:rFonts w:ascii="Avenir Next" w:hAnsi="Avenir Next" w:cs="Avenir Next" w:eastAsia="Avenir Next"/>
                 <w:b/>
                 <w:color w:val="003A70"/>
+                <w:sz w:val="22"/>
+                <w:szCs w:val="18"/>
+              </w:rPr>
+              <w:t xml:space="preserve">Step 1</w:t>
+            </w:r>
+            <w:r>
+              <w:rPr>
+                <w:rFonts w:ascii="Avenir Next" w:hAnsi="Avenir Next" w:cs="Avenir Next" w:eastAsia="Avenir Next"/>
+                <w:color w:val="1A1A1A"/>
                 <w:sz w:val="18"/>
                 <w:szCs w:val="18"/>
               </w:rPr>
-              <w:t xml:space="preserve">Step 1</w:t>
-            </w:r>
-            <w:r>
-              <w:rPr>
-                <w:rFonts w:ascii="Avenir Next" w:hAnsi="Avenir Next" w:cs="Avenir Next" w:eastAsia="Avenir Next"/>
-                <w:color w:val="1A1A1A"/>
-                <w:sz w:val="18"/>
-                <w:szCs w:val="18"/>
-              </w:rPr>
               <w:tab/>
             </w:r>
             <w:r>
               <w:rPr>
                 <w:rFonts w:ascii="Avenir Next" w:hAnsi="Avenir Next" w:cs="Avenir Next" w:eastAsia="Avenir Next"/>
                 <w:color w:val="1A1A1A"/>
-                <w:sz w:val="21"/>
+                <w:sz w:val="22"/>
                 <w:szCs w:val="21"/>
               </w:rPr>
               <w:t xml:space="preserve">Write the division: 2/3 ÷ 4.</w:t>
@@ -4633,25 +4644,25 @@
                 <w:rFonts w:ascii="Avenir Next" w:hAnsi="Avenir Next" w:cs="Avenir Next" w:eastAsia="Avenir Next"/>
                 <w:b/>
                 <w:color w:val="003A70"/>
+                <w:sz w:val="22"/>
+                <w:szCs w:val="18"/>
+              </w:rPr>
+              <w:t xml:space="preserve">Step 2</w:t>
+            </w:r>
+            <w:r>
+              <w:rPr>
+                <w:rFonts w:ascii="Avenir Next" w:hAnsi="Avenir Next" w:cs="Avenir Next" w:eastAsia="Avenir Next"/>
+                <w:color w:val="1A1A1A"/>
                 <w:sz w:val="18"/>
                 <w:szCs w:val="18"/>
               </w:rPr>
-              <w:t xml:space="preserve">Step 2</w:t>
-            </w:r>
-            <w:r>
-              <w:rPr>
-                <w:rFonts w:ascii="Avenir Next" w:hAnsi="Avenir Next" w:cs="Avenir Next" w:eastAsia="Avenir Next"/>
-                <w:color w:val="1A1A1A"/>
-                <w:sz w:val="18"/>
-                <w:szCs w:val="18"/>
-              </w:rPr>
               <w:tab/>
             </w:r>
             <w:r>
               <w:rPr>
                 <w:rFonts w:ascii="Avenir Next" w:hAnsi="Avenir Next" w:cs="Avenir Next" w:eastAsia="Avenir Next"/>
                 <w:color w:val="1A1A1A"/>
-                <w:sz w:val="21"/>
+                <w:sz w:val="22"/>
                 <w:szCs w:val="21"/>
               </w:rPr>
               <w:t xml:space="preserve">Multiply 2/3 by 1/4, then simplify.</w:t>
@@ -4670,25 +4681,25 @@
                 <w:rFonts w:ascii="Avenir Next" w:hAnsi="Avenir Next" w:cs="Avenir Next" w:eastAsia="Avenir Next"/>
                 <w:b/>
                 <w:color w:val="1A1A1A"/>
+                <w:sz w:val="22"/>
+                <w:szCs w:val="18"/>
+              </w:rPr>
+              <w:t xml:space="preserve">Answer</w:t>
+            </w:r>
+            <w:r>
+              <w:rPr>
+                <w:rFonts w:ascii="Avenir Next" w:hAnsi="Avenir Next" w:cs="Avenir Next" w:eastAsia="Avenir Next"/>
+                <w:color w:val="1A1A1A"/>
                 <w:sz w:val="18"/>
                 <w:szCs w:val="18"/>
               </w:rPr>
-              <w:t xml:space="preserve">Answer</w:t>
-            </w:r>
-            <w:r>
-              <w:rPr>
-                <w:rFonts w:ascii="Avenir Next" w:hAnsi="Avenir Next" w:cs="Avenir Next" w:eastAsia="Avenir Next"/>
-                <w:color w:val="1A1A1A"/>
-                <w:sz w:val="18"/>
-                <w:szCs w:val="18"/>
-              </w:rPr>
               <w:tab/>
             </w:r>
             <w:r>
               <w:rPr>
                 <w:rFonts w:ascii="Avenir Next" w:hAnsi="Avenir Next" w:cs="Avenir Next" w:eastAsia="Avenir Next"/>
                 <w:color w:val="1A1A1A"/>
-                <w:sz w:val="18"/>
+                <w:sz w:val="22"/>
                 <w:szCs w:val="18"/>
               </w:rPr>
               <w:t xml:space="preserve">  pound</w:t>
@@ -4799,7 +4810,7 @@
                 <w:rFonts w:ascii="Avenir Next" w:hAnsi="Avenir Next" w:cs="Avenir Next" w:eastAsia="Avenir Next"/>
                 <w:b/>
                 <w:color w:val="003A70"/>
-                <w:sz w:val="17"/>
+                <w:sz w:val="22"/>
                 <w:szCs w:val="17"/>
               </w:rPr>
               <w:t xml:space="preserve">Frame  </w:t>
@@ -4809,10 +4820,30 @@
                 <w:rFonts w:ascii="Avenir Next" w:hAnsi="Avenir Next" w:cs="Avenir Next" w:eastAsia="Avenir Next"/>
                 <w:i/>
                 <w:color w:val="1A1A1A"/>
+                <w:sz w:val="22"/>
+                <w:szCs w:val="18"/>
+              </w:rPr>
+              <w:t xml:space="preserve">5/8 ÷ 4 is </w:t>
+            </w:r>
+            <w:r>
+              <w:rPr>
+                <w:rFonts w:ascii="Avenir Next" w:hAnsi="Avenir Next" w:cs="Avenir Next" w:eastAsia="Avenir Next"/>
+                <w:color w:val="1A1A1A"/>
                 <w:sz w:val="18"/>
                 <w:szCs w:val="18"/>
-              </w:rPr>
-              <w:t xml:space="preserve">5/8 ÷ 4 is </w:t>
+                <w:u w:val="single"/>
+              </w:rPr>
+              <w:t xml:space="preserve">      </w:t>
+            </w:r>
+            <w:r>
+              <w:rPr>
+                <w:rFonts w:ascii="Avenir Next" w:hAnsi="Avenir Next" w:cs="Avenir Next" w:eastAsia="Avenir Next"/>
+                <w:i/>
+                <w:color w:val="1A1A1A"/>
+                <w:sz w:val="22"/>
+                <w:szCs w:val="18"/>
+              </w:rPr>
+              <w:t xml:space="preserve"> than 5/8 because </w:t>
             </w:r>
             <w:r>
               <w:rPr>
@@ -4829,27 +4860,7 @@
                 <w:rFonts w:ascii="Avenir Next" w:hAnsi="Avenir Next" w:cs="Avenir Next" w:eastAsia="Avenir Next"/>
                 <w:i/>
                 <w:color w:val="1A1A1A"/>
-                <w:sz w:val="18"/>
-                <w:szCs w:val="18"/>
-              </w:rPr>
-              <w:t xml:space="preserve"> than 5/8 because </w:t>
-            </w:r>
-            <w:r>
-              <w:rPr>
-                <w:rFonts w:ascii="Avenir Next" w:hAnsi="Avenir Next" w:cs="Avenir Next" w:eastAsia="Avenir Next"/>
-                <w:color w:val="1A1A1A"/>
-                <w:sz w:val="18"/>
-                <w:szCs w:val="18"/>
-                <w:u w:val="single"/>
-              </w:rPr>
-              <w:t xml:space="preserve">      </w:t>
-            </w:r>
-            <w:r>
-              <w:rPr>
-                <w:rFonts w:ascii="Avenir Next" w:hAnsi="Avenir Next" w:cs="Avenir Next" w:eastAsia="Avenir Next"/>
-                <w:i/>
-                <w:color w:val="1A1A1A"/>
-                <w:sz w:val="18"/>
+                <w:sz w:val="22"/>
                 <w:szCs w:val="18"/>
               </w:rPr>
               <w:t xml:space="preserve">.</w:t>
@@ -4917,7 +4928,7 @@
                     <w:rPr>
                       <w:rFonts w:ascii="Avenir Next" w:hAnsi="Avenir Next" w:cs="Avenir Next" w:eastAsia="Avenir Next"/>
                       <w:color w:val="1A1A1A"/>
-                      <w:sz w:val="21"/>
+                      <w:sz w:val="22"/>
                       <w:szCs w:val="21"/>
                     </w:rPr>
                     <w:t xml:space="preserve">greater than 5/8</w:t>
@@ -4956,7 +4967,7 @@
                     <w:rPr>
                       <w:rFonts w:ascii="Avenir Next" w:hAnsi="Avenir Next" w:cs="Avenir Next" w:eastAsia="Avenir Next"/>
                       <w:color w:val="1A1A1A"/>
-                      <w:sz w:val="21"/>
+                      <w:sz w:val="22"/>
                       <w:szCs w:val="21"/>
                     </w:rPr>
                     <w:t xml:space="preserve">less than 5/8</w:t>
@@ -4980,6 +4991,7 @@
     </w:p>
     <w:p>
       <w:pPr>
+        <w:pStyle w:val="Heading2"/>
         <w:keepNext/>
         <w:pBdr>
           <w:bottom w:val="single" w:sz="8" w:space="3" w:color="003A70"/>
@@ -4995,7 +5007,7 @@
           <w:b/>
           <w:color w:val="003A70"/>
           <w:spacing w:val="14"/>
-          <w:sz w:val="21"/>
+          <w:sz w:val="22"/>
           <w:szCs w:val="21"/>
         </w:rPr>
         <w:t xml:space="preserve">TEST PRACTICE</w:t>
@@ -5014,7 +5026,7 @@
           <w:rFonts w:ascii="Avenir Next" w:hAnsi="Avenir Next" w:cs="Avenir Next" w:eastAsia="Avenir Next"/>
           <w:i/>
           <w:color w:val="5A5F66"/>
-          <w:sz w:val="17"/>
+          <w:sz w:val="22"/>
           <w:szCs w:val="17"/>
         </w:rPr>
         <w:t xml:space="preserve">choose the best answer</w:t>
@@ -5146,25 +5158,25 @@
                       <w:rFonts w:ascii="Avenir Next" w:hAnsi="Avenir Next" w:cs="Avenir Next" w:eastAsia="Avenir Next"/>
                       <w:b/>
                       <w:color w:val="003A70"/>
+                      <w:sz w:val="22"/>
+                      <w:szCs w:val="21"/>
+                    </w:rPr>
+                    <w:t xml:space="preserve">A</w:t>
+                  </w:r>
+                  <w:r>
+                    <w:rPr>
+                      <w:rFonts w:ascii="Avenir Next" w:hAnsi="Avenir Next" w:cs="Avenir Next" w:eastAsia="Avenir Next"/>
+                      <w:color w:val="1A1A1A"/>
                       <w:sz w:val="21"/>
                       <w:szCs w:val="21"/>
                     </w:rPr>
-                    <w:t xml:space="preserve">A</w:t>
-                  </w:r>
-                  <w:r>
-                    <w:rPr>
-                      <w:rFonts w:ascii="Avenir Next" w:hAnsi="Avenir Next" w:cs="Avenir Next" w:eastAsia="Avenir Next"/>
-                      <w:color w:val="1A1A1A"/>
-                      <w:sz w:val="21"/>
-                      <w:szCs w:val="21"/>
-                    </w:rPr>
                     <w:tab/>
                   </w:r>
                   <w:r>
                     <w:rPr>
                       <w:rFonts w:ascii="Avenir Next" w:hAnsi="Avenir Next" w:cs="Avenir Next" w:eastAsia="Avenir Next"/>
                       <w:color w:val="1A1A1A"/>
-                      <w:sz w:val="21"/>
+                      <w:sz w:val="22"/>
                       <w:szCs w:val="21"/>
                     </w:rPr>
                     <w:t xml:space="preserve">5/6 × 5</w:t>
@@ -5189,25 +5201,25 @@
                       <w:rFonts w:ascii="Avenir Next" w:hAnsi="Avenir Next" w:cs="Avenir Next" w:eastAsia="Avenir Next"/>
                       <w:b/>
                       <w:color w:val="003A70"/>
+                      <w:sz w:val="22"/>
+                      <w:szCs w:val="21"/>
+                    </w:rPr>
+                    <w:t xml:space="preserve">B</w:t>
+                  </w:r>
+                  <w:r>
+                    <w:rPr>
+                      <w:rFonts w:ascii="Avenir Next" w:hAnsi="Avenir Next" w:cs="Avenir Next" w:eastAsia="Avenir Next"/>
+                      <w:color w:val="1A1A1A"/>
                       <w:sz w:val="21"/>
                       <w:szCs w:val="21"/>
                     </w:rPr>
-                    <w:t xml:space="preserve">B</w:t>
-                  </w:r>
-                  <w:r>
-                    <w:rPr>
-                      <w:rFonts w:ascii="Avenir Next" w:hAnsi="Avenir Next" w:cs="Avenir Next" w:eastAsia="Avenir Next"/>
-                      <w:color w:val="1A1A1A"/>
-                      <w:sz w:val="21"/>
-                      <w:szCs w:val="21"/>
-                    </w:rPr>
                     <w:tab/>
                   </w:r>
                   <w:r>
                     <w:rPr>
                       <w:rFonts w:ascii="Avenir Next" w:hAnsi="Avenir Next" w:cs="Avenir Next" w:eastAsia="Avenir Next"/>
                       <w:color w:val="1A1A1A"/>
-                      <w:sz w:val="21"/>
+                      <w:sz w:val="22"/>
                       <w:szCs w:val="21"/>
                     </w:rPr>
                     <w:t xml:space="preserve">5/6 × 1/5</w:t>
@@ -5232,25 +5244,25 @@
                       <w:rFonts w:ascii="Avenir Next" w:hAnsi="Avenir Next" w:cs="Avenir Next" w:eastAsia="Avenir Next"/>
                       <w:b/>
                       <w:color w:val="003A70"/>
+                      <w:sz w:val="22"/>
+                      <w:szCs w:val="21"/>
+                    </w:rPr>
+                    <w:t xml:space="preserve">C</w:t>
+                  </w:r>
+                  <w:r>
+                    <w:rPr>
+                      <w:rFonts w:ascii="Avenir Next" w:hAnsi="Avenir Next" w:cs="Avenir Next" w:eastAsia="Avenir Next"/>
+                      <w:color w:val="1A1A1A"/>
                       <w:sz w:val="21"/>
                       <w:szCs w:val="21"/>
                     </w:rPr>
-                    <w:t xml:space="preserve">C</w:t>
-                  </w:r>
-                  <w:r>
-                    <w:rPr>
-                      <w:rFonts w:ascii="Avenir Next" w:hAnsi="Avenir Next" w:cs="Avenir Next" w:eastAsia="Avenir Next"/>
-                      <w:color w:val="1A1A1A"/>
-                      <w:sz w:val="21"/>
-                      <w:szCs w:val="21"/>
-                    </w:rPr>
                     <w:tab/>
                   </w:r>
                   <w:r>
                     <w:rPr>
                       <w:rFonts w:ascii="Avenir Next" w:hAnsi="Avenir Next" w:cs="Avenir Next" w:eastAsia="Avenir Next"/>
                       <w:color w:val="1A1A1A"/>
-                      <w:sz w:val="21"/>
+                      <w:sz w:val="22"/>
                       <w:szCs w:val="21"/>
                     </w:rPr>
                     <w:t xml:space="preserve">6/5 × 5</w:t>
@@ -5275,25 +5287,25 @@
                       <w:rFonts w:ascii="Avenir Next" w:hAnsi="Avenir Next" w:cs="Avenir Next" w:eastAsia="Avenir Next"/>
                       <w:b/>
                       <w:color w:val="003A70"/>
+                      <w:sz w:val="22"/>
+                      <w:szCs w:val="21"/>
+                    </w:rPr>
+                    <w:t xml:space="preserve">D</w:t>
+                  </w:r>
+                  <w:r>
+                    <w:rPr>
+                      <w:rFonts w:ascii="Avenir Next" w:hAnsi="Avenir Next" w:cs="Avenir Next" w:eastAsia="Avenir Next"/>
+                      <w:color w:val="1A1A1A"/>
                       <w:sz w:val="21"/>
                       <w:szCs w:val="21"/>
                     </w:rPr>
-                    <w:t xml:space="preserve">D</w:t>
-                  </w:r>
-                  <w:r>
-                    <w:rPr>
-                      <w:rFonts w:ascii="Avenir Next" w:hAnsi="Avenir Next" w:cs="Avenir Next" w:eastAsia="Avenir Next"/>
-                      <w:color w:val="1A1A1A"/>
-                      <w:sz w:val="21"/>
-                      <w:szCs w:val="21"/>
-                    </w:rPr>
                     <w:tab/>
                   </w:r>
                   <w:r>
                     <w:rPr>
                       <w:rFonts w:ascii="Avenir Next" w:hAnsi="Avenir Next" w:cs="Avenir Next" w:eastAsia="Avenir Next"/>
                       <w:color w:val="1A1A1A"/>
-                      <w:sz w:val="21"/>
+                      <w:sz w:val="22"/>
                       <w:szCs w:val="21"/>
                     </w:rPr>
                     <w:t xml:space="preserve">5/6 − 5</w:t>
@@ -5489,25 +5501,25 @@
                       <w:rFonts w:ascii="Avenir Next" w:hAnsi="Avenir Next" w:cs="Avenir Next" w:eastAsia="Avenir Next"/>
                       <w:b/>
                       <w:color w:val="003A70"/>
+                      <w:sz w:val="22"/>
+                      <w:szCs w:val="21"/>
+                    </w:rPr>
+                    <w:t xml:space="preserve">A</w:t>
+                  </w:r>
+                  <w:r>
+                    <w:rPr>
+                      <w:rFonts w:ascii="Avenir Next" w:hAnsi="Avenir Next" w:cs="Avenir Next" w:eastAsia="Avenir Next"/>
+                      <w:color w:val="1A1A1A"/>
                       <w:sz w:val="21"/>
                       <w:szCs w:val="21"/>
                     </w:rPr>
-                    <w:t xml:space="preserve">A</w:t>
-                  </w:r>
-                  <w:r>
-                    <w:rPr>
-                      <w:rFonts w:ascii="Avenir Next" w:hAnsi="Avenir Next" w:cs="Avenir Next" w:eastAsia="Avenir Next"/>
-                      <w:color w:val="1A1A1A"/>
-                      <w:sz w:val="21"/>
-                      <w:szCs w:val="21"/>
-                    </w:rPr>
                     <w:tab/>
                   </w:r>
                   <w:r>
                     <w:rPr>
                       <w:rFonts w:ascii="Avenir Next" w:hAnsi="Avenir Next" w:cs="Avenir Next" w:eastAsia="Avenir Next"/>
                       <w:color w:val="1A1A1A"/>
-                      <w:sz w:val="21"/>
+                      <w:sz w:val="22"/>
                       <w:szCs w:val="21"/>
                     </w:rPr>
                     <w:t xml:space="preserve">1/9</w:t>
@@ -5532,25 +5544,25 @@
                       <w:rFonts w:ascii="Avenir Next" w:hAnsi="Avenir Next" w:cs="Avenir Next" w:eastAsia="Avenir Next"/>
                       <w:b/>
                       <w:color w:val="003A70"/>
+                      <w:sz w:val="22"/>
+                      <w:szCs w:val="21"/>
+                    </w:rPr>
+                    <w:t xml:space="preserve">B</w:t>
+                  </w:r>
+                  <w:r>
+                    <w:rPr>
+                      <w:rFonts w:ascii="Avenir Next" w:hAnsi="Avenir Next" w:cs="Avenir Next" w:eastAsia="Avenir Next"/>
+                      <w:color w:val="1A1A1A"/>
                       <w:sz w:val="21"/>
                       <w:szCs w:val="21"/>
                     </w:rPr>
-                    <w:t xml:space="preserve">B</w:t>
-                  </w:r>
-                  <w:r>
-                    <w:rPr>
-                      <w:rFonts w:ascii="Avenir Next" w:hAnsi="Avenir Next" w:cs="Avenir Next" w:eastAsia="Avenir Next"/>
-                      <w:color w:val="1A1A1A"/>
-                      <w:sz w:val="21"/>
-                      <w:szCs w:val="21"/>
-                    </w:rPr>
                     <w:tab/>
                   </w:r>
                   <w:r>
                     <w:rPr>
                       <w:rFonts w:ascii="Avenir Next" w:hAnsi="Avenir Next" w:cs="Avenir Next" w:eastAsia="Avenir Next"/>
                       <w:color w:val="1A1A1A"/>
-                      <w:sz w:val="21"/>
+                      <w:sz w:val="22"/>
                       <w:szCs w:val="21"/>
                     </w:rPr>
                     <w:t xml:space="preserve">16/9</w:t>
@@ -5575,25 +5587,25 @@
                       <w:rFonts w:ascii="Avenir Next" w:hAnsi="Avenir Next" w:cs="Avenir Next" w:eastAsia="Avenir Next"/>
                       <w:b/>
                       <w:color w:val="003A70"/>
+                      <w:sz w:val="22"/>
+                      <w:szCs w:val="21"/>
+                    </w:rPr>
+                    <w:t xml:space="preserve">C</w:t>
+                  </w:r>
+                  <w:r>
+                    <w:rPr>
+                      <w:rFonts w:ascii="Avenir Next" w:hAnsi="Avenir Next" w:cs="Avenir Next" w:eastAsia="Avenir Next"/>
+                      <w:color w:val="1A1A1A"/>
                       <w:sz w:val="21"/>
                       <w:szCs w:val="21"/>
                     </w:rPr>
-                    <w:t xml:space="preserve">C</w:t>
-                  </w:r>
-                  <w:r>
-                    <w:rPr>
-                      <w:rFonts w:ascii="Avenir Next" w:hAnsi="Avenir Next" w:cs="Avenir Next" w:eastAsia="Avenir Next"/>
-                      <w:color w:val="1A1A1A"/>
-                      <w:sz w:val="21"/>
-                      <w:szCs w:val="21"/>
-                    </w:rPr>
                     <w:tab/>
                   </w:r>
                   <w:r>
                     <w:rPr>
                       <w:rFonts w:ascii="Avenir Next" w:hAnsi="Avenir Next" w:cs="Avenir Next" w:eastAsia="Avenir Next"/>
                       <w:color w:val="1A1A1A"/>
-                      <w:sz w:val="21"/>
+                      <w:sz w:val="22"/>
                       <w:szCs w:val="21"/>
                     </w:rPr>
                     <w:t xml:space="preserve">1/36</w:t>
@@ -5618,25 +5630,25 @@
                       <w:rFonts w:ascii="Avenir Next" w:hAnsi="Avenir Next" w:cs="Avenir Next" w:eastAsia="Avenir Next"/>
                       <w:b/>
                       <w:color w:val="003A70"/>
+                      <w:sz w:val="22"/>
+                      <w:szCs w:val="21"/>
+                    </w:rPr>
+                    <w:t xml:space="preserve">D</w:t>
+                  </w:r>
+                  <w:r>
+                    <w:rPr>
+                      <w:rFonts w:ascii="Avenir Next" w:hAnsi="Avenir Next" w:cs="Avenir Next" w:eastAsia="Avenir Next"/>
+                      <w:color w:val="1A1A1A"/>
                       <w:sz w:val="21"/>
                       <w:szCs w:val="21"/>
                     </w:rPr>
-                    <w:t xml:space="preserve">D</w:t>
-                  </w:r>
-                  <w:r>
-                    <w:rPr>
-                      <w:rFonts w:ascii="Avenir Next" w:hAnsi="Avenir Next" w:cs="Avenir Next" w:eastAsia="Avenir Next"/>
-                      <w:color w:val="1A1A1A"/>
-                      <w:sz w:val="21"/>
-                      <w:szCs w:val="21"/>
-                    </w:rPr>
                     <w:tab/>
                   </w:r>
                   <w:r>
                     <w:rPr>
                       <w:rFonts w:ascii="Avenir Next" w:hAnsi="Avenir Next" w:cs="Avenir Next" w:eastAsia="Avenir Next"/>
                       <w:color w:val="1A1A1A"/>
-                      <w:sz w:val="21"/>
+                      <w:sz w:val="22"/>
                       <w:szCs w:val="21"/>
                     </w:rPr>
                     <w:t xml:space="preserve">4/9</w:t>
@@ -5702,6 +5714,7 @@
           </w:tcPr>
           <w:p>
             <w:pPr>
+              <w:pStyle w:val="Heading2"/>
               <w:spacing w:before="0" w:after="0" w:line="240" w:lineRule="auto"/>
             </w:pPr>
             <w:r>
@@ -5739,7 +5752,7 @@
               <w:rPr>
                 <w:rFonts w:ascii="Avenir Next" w:hAnsi="Avenir Next" w:cs="Avenir Next" w:eastAsia="Avenir Next"/>
                 <w:color w:val="1A1A1A"/>
-                <w:sz w:val="17"/>
+                <w:sz w:val="22"/>
                 <w:szCs w:val="17"/>
               </w:rPr>
               <w:t xml:space="preserve">  I can do this on my own</w:t>
@@ -5768,7 +5781,7 @@
               <w:rPr>
                 <w:rFonts w:ascii="Avenir Next" w:hAnsi="Avenir Next" w:cs="Avenir Next" w:eastAsia="Avenir Next"/>
                 <w:color w:val="1A1A1A"/>
-                <w:sz w:val="17"/>
+                <w:sz w:val="22"/>
                 <w:szCs w:val="17"/>
               </w:rPr>
               <w:t xml:space="preserve">  I need a little help</w:t>
@@ -5797,7 +5810,7 @@
               <w:rPr>
                 <w:rFonts w:ascii="Avenir Next" w:hAnsi="Avenir Next" w:cs="Avenir Next" w:eastAsia="Avenir Next"/>
                 <w:color w:val="1A1A1A"/>
-                <w:sz w:val="17"/>
+                <w:sz w:val="22"/>
                 <w:szCs w:val="17"/>
               </w:rPr>
               <w:t xml:space="preserve">  I have a question about #</w:t>
@@ -5835,7 +5848,7 @@
         <w:rPr>
           <w:rFonts w:ascii="Avenir Next" w:hAnsi="Avenir Next" w:cs="Avenir Next" w:eastAsia="Avenir Next"/>
           <w:color w:val="5A5F66"/>
-          <w:sz w:val="17"/>
+          <w:sz w:val="22"/>
           <w:szCs w:val="17"/>
         </w:rPr>
         <w:t xml:space="preserve">Share 1/2 of a sandwich equally among 2 people at home. What fraction of the whole sandwich does each get?</w:t>
@@ -5929,7 +5942,106 @@
               <w:sz w:val="15"/>
               <w:szCs w:val="15"/>
             </w:rPr>
-            <w:t xml:space="preserve">Lesson 6-1  ·  Homework Packet  ·  Level 1</w:t>
+            <w:t xml:space="preserve">6-1 · Page </w:t>
+          </w:r>
+          <w:r>
+            <w:rPr>
+              <w:rFonts w:ascii="Avenir Next" w:hAnsi="Avenir Next" w:cs="Avenir Next" w:eastAsia="Avenir Next"/>
+              <w:color w:val="5A5F66"/>
+              <w:sz w:val="15"/>
+              <w:szCs w:val="15"/>
+            </w:rPr>
+            <w:fldChar w:fldCharType="begin"/>
+          </w:r>
+          <w:r>
+            <w:rPr>
+              <w:rFonts w:ascii="Avenir Next" w:hAnsi="Avenir Next" w:cs="Avenir Next" w:eastAsia="Avenir Next"/>
+              <w:color w:val="5A5F66"/>
+              <w:sz w:val="15"/>
+              <w:szCs w:val="15"/>
+            </w:rPr>
+            <w:instrText xml:space="preserve"> PAGE </w:instrText>
+          </w:r>
+          <w:r>
+            <w:rPr>
+              <w:rFonts w:ascii="Avenir Next" w:hAnsi="Avenir Next" w:cs="Avenir Next" w:eastAsia="Avenir Next"/>
+              <w:color w:val="5A5F66"/>
+              <w:sz w:val="15"/>
+              <w:szCs w:val="15"/>
+            </w:rPr>
+            <w:fldChar w:fldCharType="separate"/>
+          </w:r>
+          <w:r>
+            <w:rPr>
+              <w:rFonts w:ascii="Avenir Next" w:hAnsi="Avenir Next" w:cs="Avenir Next" w:eastAsia="Avenir Next"/>
+              <w:color w:val="5A5F66"/>
+              <w:sz w:val="15"/>
+              <w:szCs w:val="15"/>
+            </w:rPr>
+            <w:t xml:space="preserve">1</w:t>
+          </w:r>
+          <w:r>
+            <w:rPr>
+              <w:rFonts w:ascii="Avenir Next" w:hAnsi="Avenir Next" w:cs="Avenir Next" w:eastAsia="Avenir Next"/>
+              <w:color w:val="5A5F66"/>
+              <w:sz w:val="15"/>
+              <w:szCs w:val="15"/>
+            </w:rPr>
+            <w:fldChar w:fldCharType="end"/>
+          </w:r>
+          <w:r>
+            <w:rPr>
+              <w:rFonts w:ascii="Avenir Next" w:hAnsi="Avenir Next" w:cs="Avenir Next" w:eastAsia="Avenir Next"/>
+              <w:color w:val="5A5F66"/>
+              <w:sz w:val="15"/>
+              <w:szCs w:val="15"/>
+            </w:rPr>
+            <w:t xml:space="preserve"> of </w:t>
+          </w:r>
+          <w:r>
+            <w:rPr>
+              <w:rFonts w:ascii="Avenir Next" w:hAnsi="Avenir Next" w:cs="Avenir Next" w:eastAsia="Avenir Next"/>
+              <w:color w:val="5A5F66"/>
+              <w:sz w:val="15"/>
+              <w:szCs w:val="15"/>
+            </w:rPr>
+            <w:fldChar w:fldCharType="begin"/>
+          </w:r>
+          <w:r>
+            <w:rPr>
+              <w:rFonts w:ascii="Avenir Next" w:hAnsi="Avenir Next" w:cs="Avenir Next" w:eastAsia="Avenir Next"/>
+              <w:color w:val="5A5F66"/>
+              <w:sz w:val="15"/>
+              <w:szCs w:val="15"/>
+            </w:rPr>
+            <w:instrText xml:space="preserve"> NUMPAGES </w:instrText>
+          </w:r>
+          <w:r>
+            <w:rPr>
+              <w:rFonts w:ascii="Avenir Next" w:hAnsi="Avenir Next" w:cs="Avenir Next" w:eastAsia="Avenir Next"/>
+              <w:color w:val="5A5F66"/>
+              <w:sz w:val="15"/>
+              <w:szCs w:val="15"/>
+            </w:rPr>
+            <w:fldChar w:fldCharType="separate"/>
+          </w:r>
+          <w:r>
+            <w:rPr>
+              <w:rFonts w:ascii="Avenir Next" w:hAnsi="Avenir Next" w:cs="Avenir Next" w:eastAsia="Avenir Next"/>
+              <w:color w:val="5A5F66"/>
+              <w:sz w:val="15"/>
+              <w:szCs w:val="15"/>
+            </w:rPr>
+            <w:t xml:space="preserve">1</w:t>
+          </w:r>
+          <w:r>
+            <w:rPr>
+              <w:rFonts w:ascii="Avenir Next" w:hAnsi="Avenir Next" w:cs="Avenir Next" w:eastAsia="Avenir Next"/>
+              <w:color w:val="5A5F66"/>
+              <w:sz w:val="15"/>
+              <w:szCs w:val="15"/>
+            </w:rPr>
+            <w:fldChar w:fldCharType="end"/>
           </w:r>
         </w:p>
       </w:tc>
@@ -5972,5 +6084,23 @@
       </w:tblCellMar>
     </w:tblPr>
   </w:style>
+  <w:style w:type="paragraph" w:styleId="Heading1">
+    <w:name w:val="heading 1"/>
+    <w:basedOn w:val="Normal"/>
+    <w:pPr>
+      <w:outlineLvl w:val="0"/>
+      <w:keepNext w:val="0"/>
+      <w:keepLines w:val="0"/>
+    </w:pPr>
+  </w:style>
+  <w:style w:type="paragraph" w:styleId="Heading2">
+    <w:name w:val="heading 2"/>
+    <w:basedOn w:val="Normal"/>
+    <w:pPr>
+      <w:outlineLvl w:val="1"/>
+      <w:keepNext w:val="0"/>
+      <w:keepLines w:val="0"/>
+    </w:pPr>
+  </w:style>
 </w:styles>
 </file>